--- a/KNT-122_Onyshchenko_Variant-19_PZ.docx
+++ b/KNT-122_Onyshchenko_Variant-19_PZ.docx
@@ -1,6 +1,6 @@
 
 <file path=word/document.xml><?xml version="1.0" encoding="utf-8"?>
-<w:document xmlns:wpc="http://schemas.microsoft.com/office/word/2010/wordprocessingCanvas" xmlns:cx="http://schemas.microsoft.com/office/drawing/2014/chartex" xmlns:cx1="http://schemas.microsoft.com/office/drawing/2015/9/8/chartex" xmlns:cx2="http://schemas.microsoft.com/office/drawing/2015/10/21/chartex" xmlns:cx3="http://schemas.microsoft.com/office/drawing/2016/5/9/chartex" xmlns:cx4="http://schemas.microsoft.com/office/drawing/2016/5/10/chartex" xmlns:cx5="http://schemas.microsoft.com/office/drawing/2016/5/11/chartex" xmlns:cx6="http://schemas.microsoft.com/office/drawing/2016/5/12/chartex" xmlns:cx7="http://schemas.microsoft.com/office/drawing/2016/5/13/chartex" xmlns:cx8="http://schemas.microsoft.com/office/drawing/2016/5/14/chartex" xmlns:mc="http://schemas.openxmlformats.org/markup-compatibility/2006" xmlns:aink="http://schemas.microsoft.com/office/drawing/2016/ink" xmlns:am3d="http://schemas.microsoft.com/office/drawing/2017/model3d" xmlns:o="urn:schemas-microsoft-com:office:office" xmlns:r="http://schemas.openxmlformats.org/officeDocument/2006/relationships" xmlns:m="http://schemas.openxmlformats.org/officeDocument/2006/math" xmlns:v="urn:schemas-microsoft-com:vml" xmlns:wp14="http://schemas.microsoft.com/office/word/2010/wordprocessingDrawing" xmlns:wp="http://schemas.openxmlformats.org/drawingml/2006/wordprocessingDrawing" xmlns:w10="urn:schemas-microsoft-com:office:word" xmlns:w="http://schemas.openxmlformats.org/wordprocessingml/2006/main" xmlns:w14="http://schemas.microsoft.com/office/word/2010/wordml" xmlns:w15="http://schemas.microsoft.com/office/word/2012/wordml" xmlns:w16cex="http://schemas.microsoft.com/office/word/2018/wordml/cex" xmlns:w16cid="http://schemas.microsoft.com/office/word/2016/wordml/cid" xmlns:w16="http://schemas.microsoft.com/office/word/2018/wordml" xmlns:w16se="http://schemas.microsoft.com/office/word/2015/wordml/symex" xmlns:wpg="http://schemas.microsoft.com/office/word/2010/wordprocessingGroup" xmlns:wpi="http://schemas.microsoft.com/office/word/2010/wordprocessingInk" xmlns:wne="http://schemas.microsoft.com/office/word/2006/wordml" xmlns:wps="http://schemas.microsoft.com/office/word/2010/wordprocessingShape" mc:Ignorable="w14 w15 w16se w16cid w16 w16cex wp14">
+<w:document xmlns:wpc="http://schemas.microsoft.com/office/word/2010/wordprocessingCanvas" xmlns:cx="http://schemas.microsoft.com/office/drawing/2014/chartex" xmlns:cx1="http://schemas.microsoft.com/office/drawing/2015/9/8/chartex" xmlns:cx2="http://schemas.microsoft.com/office/drawing/2015/10/21/chartex" xmlns:cx3="http://schemas.microsoft.com/office/drawing/2016/5/9/chartex" xmlns:cx4="http://schemas.microsoft.com/office/drawing/2016/5/10/chartex" xmlns:cx5="http://schemas.microsoft.com/office/drawing/2016/5/11/chartex" xmlns:cx6="http://schemas.microsoft.com/office/drawing/2016/5/12/chartex" xmlns:cx7="http://schemas.microsoft.com/office/drawing/2016/5/13/chartex" xmlns:cx8="http://schemas.microsoft.com/office/drawing/2016/5/14/chartex" xmlns:mc="http://schemas.openxmlformats.org/markup-compatibility/2006" xmlns:aink="http://schemas.microsoft.com/office/drawing/2016/ink" xmlns:am3d="http://schemas.microsoft.com/office/drawing/2017/model3d" xmlns:o="urn:schemas-microsoft-com:office:office" xmlns:oel="http://schemas.microsoft.com/office/2019/extlst" xmlns:r="http://schemas.openxmlformats.org/officeDocument/2006/relationships" xmlns:m="http://schemas.openxmlformats.org/officeDocument/2006/math" xmlns:v="urn:schemas-microsoft-com:vml" xmlns:wp14="http://schemas.microsoft.com/office/word/2010/wordprocessingDrawing" xmlns:wp="http://schemas.openxmlformats.org/drawingml/2006/wordprocessingDrawing" xmlns:w10="urn:schemas-microsoft-com:office:word" xmlns:w="http://schemas.openxmlformats.org/wordprocessingml/2006/main" xmlns:w14="http://schemas.microsoft.com/office/word/2010/wordml" xmlns:w15="http://schemas.microsoft.com/office/word/2012/wordml" xmlns:w16cex="http://schemas.microsoft.com/office/word/2018/wordml/cex" xmlns:w16cid="http://schemas.microsoft.com/office/word/2016/wordml/cid" xmlns:w16="http://schemas.microsoft.com/office/word/2018/wordml" xmlns:w16du="http://schemas.microsoft.com/office/word/2023/wordml/word16du" xmlns:w16sdtdh="http://schemas.microsoft.com/office/word/2020/wordml/sdtdatahash" xmlns:w16sdtfl="http://schemas.microsoft.com/office/word/2024/wordml/sdtformatlock" xmlns:w16se="http://schemas.microsoft.com/office/word/2015/wordml/symex" xmlns:wpg="http://schemas.microsoft.com/office/word/2010/wordprocessingGroup" xmlns:wpi="http://schemas.microsoft.com/office/word/2010/wordprocessingInk" xmlns:wne="http://schemas.microsoft.com/office/word/2006/wordml" xmlns:wps="http://schemas.microsoft.com/office/word/2010/wordprocessingShape" mc:Ignorable="w14 w15 w16se w16cid w16 w16cex w16sdtdh w16sdtfl w16du wp14">
   <w:body>
     <w:p>
       <w:pPr>
@@ -128,7 +128,6 @@
         </w:rPr>
         <w:t>Н</w:t>
       </w:r>
-      <w:proofErr w:type="spellStart"/>
       <w:r>
         <w:rPr>
           <w:rFonts w:ascii="Times New Roman" w:eastAsia="Times New Roman" w:hAnsi="Times New Roman" w:cs="Times New Roman"/>
@@ -137,18 +136,7 @@
           <w:szCs w:val="28"/>
           <w:lang w:val="uk-UA" w:eastAsia="ru-RU"/>
         </w:rPr>
-        <w:t>аціональний</w:t>
-      </w:r>
-      <w:proofErr w:type="spellEnd"/>
-      <w:r>
-        <w:rPr>
-          <w:rFonts w:ascii="Times New Roman" w:eastAsia="Times New Roman" w:hAnsi="Times New Roman" w:cs="Times New Roman"/>
-          <w:b/>
-          <w:sz w:val="32"/>
-          <w:szCs w:val="28"/>
-          <w:lang w:val="uk-UA" w:eastAsia="ru-RU"/>
-        </w:rPr>
-        <w:t xml:space="preserve"> університет «</w:t>
+        <w:t>аціональний університет «</w:t>
       </w:r>
       <w:r>
         <w:rPr>
@@ -160,7 +148,6 @@
         </w:rPr>
         <w:t>З</w:t>
       </w:r>
-      <w:proofErr w:type="spellStart"/>
       <w:r>
         <w:rPr>
           <w:rFonts w:ascii="Times New Roman" w:eastAsia="Times New Roman" w:hAnsi="Times New Roman" w:cs="Times New Roman"/>
@@ -169,18 +156,7 @@
           <w:szCs w:val="28"/>
           <w:lang w:val="uk-UA" w:eastAsia="ru-RU"/>
         </w:rPr>
-        <w:t>апорізька</w:t>
-      </w:r>
-      <w:proofErr w:type="spellEnd"/>
-      <w:r>
-        <w:rPr>
-          <w:rFonts w:ascii="Times New Roman" w:eastAsia="Times New Roman" w:hAnsi="Times New Roman" w:cs="Times New Roman"/>
-          <w:b/>
-          <w:sz w:val="32"/>
-          <w:szCs w:val="28"/>
-          <w:lang w:val="uk-UA" w:eastAsia="ru-RU"/>
-        </w:rPr>
-        <w:t xml:space="preserve"> політехніка»</w:t>
+        <w:t>апорізька політехніка»</w:t>
       </w:r>
     </w:p>
     <w:p>
@@ -533,23 +509,7 @@
           <w:u w:val="single"/>
           <w:lang w:val="uk-UA"/>
         </w:rPr>
-        <w:t xml:space="preserve">Застосунок </w:t>
-      </w:r>
-      <w:proofErr w:type="spellStart"/>
-      <w:r>
-        <w:rPr>
-          <w:u w:val="single"/>
-          <w:lang w:val="uk-UA"/>
-        </w:rPr>
-        <w:t>Time-manager</w:t>
-      </w:r>
-      <w:proofErr w:type="spellEnd"/>
-      <w:r>
-        <w:rPr>
-          <w:u w:val="single"/>
-          <w:lang w:val="uk-UA"/>
-        </w:rPr>
-        <w:t xml:space="preserve"> для студента</w:t>
+        <w:t>Застосунок Time-manager для студента</w:t>
       </w:r>
       <w:r>
         <w:rPr>
@@ -641,27 +601,7 @@
           <w:szCs w:val="24"/>
           <w:lang w:val="uk-UA" w:eastAsia="ru-RU"/>
         </w:rPr>
-        <w:t>Студентів(</w:t>
-      </w:r>
-      <w:proofErr w:type="spellStart"/>
-      <w:r>
-        <w:rPr>
-          <w:rFonts w:ascii="Times New Roman" w:eastAsia="Times New Roman" w:hAnsi="Times New Roman" w:cs="Times New Roman"/>
-          <w:sz w:val="24"/>
-          <w:szCs w:val="24"/>
-          <w:lang w:val="uk-UA" w:eastAsia="ru-RU"/>
-        </w:rPr>
-        <w:t>ки</w:t>
-      </w:r>
-      <w:proofErr w:type="spellEnd"/>
-      <w:r>
-        <w:rPr>
-          <w:rFonts w:ascii="Times New Roman" w:eastAsia="Times New Roman" w:hAnsi="Times New Roman" w:cs="Times New Roman"/>
-          <w:sz w:val="24"/>
-          <w:szCs w:val="24"/>
-          <w:lang w:val="uk-UA" w:eastAsia="ru-RU"/>
-        </w:rPr>
-        <w:t xml:space="preserve">) </w:t>
+        <w:t xml:space="preserve">Студентів(ки) </w:t>
       </w:r>
       <w:r>
         <w:rPr>
@@ -1235,7 +1175,6 @@
         </w:rPr>
         <w:t xml:space="preserve">, </w:t>
       </w:r>
-      <w:proofErr w:type="spellStart"/>
       <w:r>
         <w:rPr>
           <w:rFonts w:ascii="Times New Roman" w:hAnsi="Times New Roman" w:cs="Times New Roman"/>
@@ -1244,40 +1183,7 @@
           <w:u w:val="single"/>
           <w:lang w:val="uk-UA"/>
         </w:rPr>
-        <w:t>к.т.н</w:t>
-      </w:r>
-      <w:proofErr w:type="spellEnd"/>
-      <w:r>
-        <w:rPr>
-          <w:rFonts w:ascii="Times New Roman" w:hAnsi="Times New Roman" w:cs="Times New Roman"/>
-          <w:sz w:val="24"/>
-          <w:szCs w:val="24"/>
-          <w:u w:val="single"/>
-          <w:lang w:val="uk-UA"/>
-        </w:rPr>
-        <w:t xml:space="preserve">., </w:t>
-      </w:r>
-      <w:proofErr w:type="spellStart"/>
-      <w:r>
-        <w:rPr>
-          <w:rFonts w:ascii="Times New Roman" w:hAnsi="Times New Roman" w:cs="Times New Roman"/>
-          <w:sz w:val="24"/>
-          <w:szCs w:val="24"/>
-          <w:u w:val="single"/>
-          <w:lang w:val="uk-UA"/>
-        </w:rPr>
-        <w:t>Каплієнко</w:t>
-      </w:r>
-      <w:proofErr w:type="spellEnd"/>
-      <w:r>
-        <w:rPr>
-          <w:rFonts w:ascii="Times New Roman" w:hAnsi="Times New Roman" w:cs="Times New Roman"/>
-          <w:sz w:val="24"/>
-          <w:szCs w:val="24"/>
-          <w:u w:val="single"/>
-          <w:lang w:val="uk-UA"/>
-        </w:rPr>
-        <w:t xml:space="preserve"> Т. І.</w:t>
+        <w:t>к.т.н., Каплієнко Т. І.</w:t>
       </w:r>
     </w:p>
     <w:p>
@@ -1442,7 +1348,6 @@
         </w:rPr>
         <w:t xml:space="preserve">       </w:t>
       </w:r>
-      <w:proofErr w:type="spellStart"/>
       <w:r>
         <w:rPr>
           <w:rFonts w:ascii="Times New Roman" w:hAnsi="Times New Roman" w:cs="Times New Roman"/>
@@ -1453,7 +1358,6 @@
         </w:rPr>
         <w:t>Каплієнко</w:t>
       </w:r>
-      <w:proofErr w:type="spellEnd"/>
       <w:r>
         <w:rPr>
           <w:rFonts w:ascii="Times New Roman" w:hAnsi="Times New Roman" w:cs="Times New Roman"/>
@@ -1796,9 +1700,9 @@
           <w:rFonts w:ascii="Times New Roman" w:eastAsia="Times New Roman" w:hAnsi="Times New Roman" w:cs="Times New Roman"/>
           <w:sz w:val="24"/>
           <w:szCs w:val="24"/>
-          <w:lang w:val="uk-UA" w:eastAsia="ru-RU"/>
-        </w:rPr>
-        <w:t>3</w:t>
+          <w:lang w:val="en-US" w:eastAsia="ru-RU"/>
+        </w:rPr>
+        <w:t>5</w:t>
       </w:r>
       <w:r>
         <w:rPr>
@@ -2383,29 +2287,7 @@
           <w:szCs w:val="24"/>
           <w:lang w:val="uk-UA" w:eastAsia="ru-RU"/>
         </w:rPr>
-        <w:t xml:space="preserve">ПЗ, </w:t>
-      </w:r>
-      <w:proofErr w:type="spellStart"/>
-      <w:r>
-        <w:rPr>
-          <w:rFonts w:ascii="Times New Roman" w:eastAsia="Times New Roman" w:hAnsi="Times New Roman" w:cs="Times New Roman"/>
-          <w:b/>
-          <w:sz w:val="24"/>
-          <w:szCs w:val="24"/>
-          <w:lang w:val="uk-UA" w:eastAsia="ru-RU"/>
-        </w:rPr>
-        <w:t>д.т.н</w:t>
-      </w:r>
-      <w:proofErr w:type="spellEnd"/>
-      <w:r>
-        <w:rPr>
-          <w:rFonts w:ascii="Times New Roman" w:eastAsia="Times New Roman" w:hAnsi="Times New Roman" w:cs="Times New Roman"/>
-          <w:b/>
-          <w:sz w:val="24"/>
-          <w:szCs w:val="24"/>
-          <w:lang w:val="uk-UA" w:eastAsia="ru-RU"/>
-        </w:rPr>
-        <w:t>, проф.</w:t>
+        <w:t>ПЗ, д.т.н, проф.</w:t>
       </w:r>
     </w:p>
     <w:p>
@@ -2496,27 +2378,7 @@
           <w:szCs w:val="32"/>
           <w:lang w:val="uk-UA" w:eastAsia="ru-RU"/>
         </w:rPr>
-        <w:t xml:space="preserve">З  А  В  Д  А  Н  </w:t>
-      </w:r>
-      <w:proofErr w:type="spellStart"/>
-      <w:r>
-        <w:rPr>
-          <w:rFonts w:ascii="Times New Roman" w:eastAsia="Times New Roman" w:hAnsi="Times New Roman" w:cs="Times New Roman"/>
-          <w:sz w:val="32"/>
-          <w:szCs w:val="32"/>
-          <w:lang w:val="uk-UA" w:eastAsia="ru-RU"/>
-        </w:rPr>
-        <w:t>Н</w:t>
-      </w:r>
-      <w:proofErr w:type="spellEnd"/>
-      <w:r>
-        <w:rPr>
-          <w:rFonts w:ascii="Times New Roman" w:eastAsia="Times New Roman" w:hAnsi="Times New Roman" w:cs="Times New Roman"/>
-          <w:sz w:val="32"/>
-          <w:szCs w:val="32"/>
-          <w:lang w:val="uk-UA" w:eastAsia="ru-RU"/>
-        </w:rPr>
-        <w:t xml:space="preserve">  Я</w:t>
+        <w:t>З  А  В  Д  А  Н  Н  Я</w:t>
       </w:r>
       <w:bookmarkEnd w:id="19"/>
       <w:bookmarkEnd w:id="20"/>
@@ -2782,9 +2644,8 @@
           <w:u w:val="single"/>
           <w:lang w:val="uk-UA" w:eastAsia="ru-RU"/>
         </w:rPr>
-        <w:t xml:space="preserve">Застосунок </w:t>
-      </w:r>
-      <w:proofErr w:type="spellStart"/>
+        <w:t>Застосунок Time-manager для студента</w:t>
+      </w:r>
       <w:r>
         <w:rPr>
           <w:rFonts w:ascii="Times New Roman" w:eastAsia="Times New Roman" w:hAnsi="Times New Roman" w:cs="Times New Roman"/>
@@ -2793,9 +2654,8 @@
           <w:u w:val="single"/>
           <w:lang w:val="uk-UA" w:eastAsia="ru-RU"/>
         </w:rPr>
-        <w:t>Time-manager</w:t>
-      </w:r>
-      <w:proofErr w:type="spellEnd"/>
+        <w:tab/>
+      </w:r>
       <w:r>
         <w:rPr>
           <w:rFonts w:ascii="Times New Roman" w:eastAsia="Times New Roman" w:hAnsi="Times New Roman" w:cs="Times New Roman"/>
@@ -2804,7 +2664,7 @@
           <w:u w:val="single"/>
           <w:lang w:val="uk-UA" w:eastAsia="ru-RU"/>
         </w:rPr>
-        <w:t xml:space="preserve"> для студента</w:t>
+        <w:tab/>
       </w:r>
       <w:r>
         <w:rPr>
@@ -2816,26 +2676,6 @@
         </w:rPr>
         <w:tab/>
       </w:r>
-      <w:r>
-        <w:rPr>
-          <w:rFonts w:ascii="Times New Roman" w:eastAsia="Times New Roman" w:hAnsi="Times New Roman" w:cs="Times New Roman"/>
-          <w:sz w:val="28"/>
-          <w:szCs w:val="28"/>
-          <w:u w:val="single"/>
-          <w:lang w:val="uk-UA" w:eastAsia="ru-RU"/>
-        </w:rPr>
-        <w:tab/>
-      </w:r>
-      <w:r>
-        <w:rPr>
-          <w:rFonts w:ascii="Times New Roman" w:eastAsia="Times New Roman" w:hAnsi="Times New Roman" w:cs="Times New Roman"/>
-          <w:sz w:val="28"/>
-          <w:szCs w:val="28"/>
-          <w:u w:val="single"/>
-          <w:lang w:val="uk-UA" w:eastAsia="ru-RU"/>
-        </w:rPr>
-        <w:tab/>
-      </w:r>
     </w:p>
     <w:p>
       <w:pPr>
@@ -2857,7 +2697,6 @@
         </w:rPr>
         <w:t>керівник проєкту (роботи)_</w:t>
       </w:r>
-      <w:proofErr w:type="spellStart"/>
       <w:r>
         <w:rPr>
           <w:rFonts w:ascii="Times New Roman" w:eastAsia="Times New Roman" w:hAnsi="Times New Roman" w:cs="Times New Roman"/>
@@ -2866,9 +2705,8 @@
           <w:u w:val="single"/>
           <w:lang w:val="uk-UA" w:eastAsia="ru-RU"/>
         </w:rPr>
-        <w:t>Каплієнко</w:t>
-      </w:r>
-      <w:proofErr w:type="spellEnd"/>
+        <w:t>Каплієнко Тетяна Ігорівна, к.т.н., доцент</w:t>
+      </w:r>
       <w:r>
         <w:rPr>
           <w:rFonts w:ascii="Times New Roman" w:eastAsia="Times New Roman" w:hAnsi="Times New Roman" w:cs="Times New Roman"/>
@@ -2877,9 +2715,8 @@
           <w:u w:val="single"/>
           <w:lang w:val="uk-UA" w:eastAsia="ru-RU"/>
         </w:rPr>
-        <w:t xml:space="preserve"> Тетяна Ігорівна, </w:t>
-      </w:r>
-      <w:proofErr w:type="spellStart"/>
+        <w:tab/>
+      </w:r>
       <w:r>
         <w:rPr>
           <w:rFonts w:ascii="Times New Roman" w:eastAsia="Times New Roman" w:hAnsi="Times New Roman" w:cs="Times New Roman"/>
@@ -2888,37 +2725,6 @@
           <w:u w:val="single"/>
           <w:lang w:val="uk-UA" w:eastAsia="ru-RU"/>
         </w:rPr>
-        <w:t>к.т.н</w:t>
-      </w:r>
-      <w:proofErr w:type="spellEnd"/>
-      <w:r>
-        <w:rPr>
-          <w:rFonts w:ascii="Times New Roman" w:eastAsia="Times New Roman" w:hAnsi="Times New Roman" w:cs="Times New Roman"/>
-          <w:sz w:val="28"/>
-          <w:szCs w:val="20"/>
-          <w:u w:val="single"/>
-          <w:lang w:val="uk-UA" w:eastAsia="ru-RU"/>
-        </w:rPr>
-        <w:t>., доцент</w:t>
-      </w:r>
-      <w:r>
-        <w:rPr>
-          <w:rFonts w:ascii="Times New Roman" w:eastAsia="Times New Roman" w:hAnsi="Times New Roman" w:cs="Times New Roman"/>
-          <w:sz w:val="28"/>
-          <w:szCs w:val="20"/>
-          <w:u w:val="single"/>
-          <w:lang w:val="uk-UA" w:eastAsia="ru-RU"/>
-        </w:rPr>
-        <w:tab/>
-      </w:r>
-      <w:r>
-        <w:rPr>
-          <w:rFonts w:ascii="Times New Roman" w:eastAsia="Times New Roman" w:hAnsi="Times New Roman" w:cs="Times New Roman"/>
-          <w:sz w:val="28"/>
-          <w:szCs w:val="20"/>
-          <w:u w:val="single"/>
-          <w:lang w:val="uk-UA" w:eastAsia="ru-RU"/>
-        </w:rPr>
         <w:tab/>
       </w:r>
       <w:r>
@@ -3159,29 +2965,7 @@
           <w:u w:val="single"/>
           <w:lang w:val="uk-UA" w:eastAsia="ru-RU"/>
         </w:rPr>
-        <w:t xml:space="preserve">створити застосунок </w:t>
-      </w:r>
-      <w:proofErr w:type="spellStart"/>
-      <w:r>
-        <w:rPr>
-          <w:rFonts w:ascii="Times New Roman" w:eastAsia="Times New Roman" w:hAnsi="Times New Roman" w:cs="Times New Roman"/>
-          <w:sz w:val="28"/>
-          <w:szCs w:val="24"/>
-          <w:u w:val="single"/>
-          <w:lang w:val="uk-UA" w:eastAsia="ru-RU"/>
-        </w:rPr>
-        <w:t>Time-manager</w:t>
-      </w:r>
-      <w:proofErr w:type="spellEnd"/>
-      <w:r>
-        <w:rPr>
-          <w:rFonts w:ascii="Times New Roman" w:eastAsia="Times New Roman" w:hAnsi="Times New Roman" w:cs="Times New Roman"/>
-          <w:sz w:val="28"/>
-          <w:szCs w:val="24"/>
-          <w:u w:val="single"/>
-          <w:lang w:val="uk-UA" w:eastAsia="ru-RU"/>
-        </w:rPr>
-        <w:t xml:space="preserve"> для студентів</w:t>
+        <w:t>створити застосунок Time-manager для студентів</w:t>
       </w:r>
       <w:r>
         <w:rPr>
@@ -3566,7 +3350,7 @@
                     </wp:anchor>
                   </w:drawing>
                 </mc:Choice>
-                <mc:Fallback xmlns:w16sdtdh="http://schemas.microsoft.com/office/word/2020/wordml/sdtdatahash">
+                <mc:Fallback>
                   <w:pict>
                     <v:rect w14:anchorId="7E95CCB6" id="Прямоугольник 2" o:spid="_x0000_s1026" style="position:absolute;margin-left:440.25pt;margin-top:-52.75pt;width:27pt;height:27pt;z-index:251662848;visibility:visible;mso-wrap-style:square;mso-width-percent:0;mso-height-percent:0;mso-wrap-distance-left:9pt;mso-wrap-distance-top:0;mso-wrap-distance-right:9pt;mso-wrap-distance-bottom:0;mso-position-horizontal:absolute;mso-position-horizontal-relative:text;mso-position-vertical:absolute;mso-position-vertical-relative:text;mso-width-percent:0;mso-height-percent:0;mso-width-relative:page;mso-height-relative:page;v-text-anchor:top" o:gfxdata="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" strokecolor="white"/>
                   </w:pict>
@@ -3837,7 +3621,6 @@
                 <w:lang w:val="uk-UA" w:eastAsia="ru-RU"/>
               </w:rPr>
             </w:pPr>
-            <w:proofErr w:type="spellStart"/>
             <w:r>
               <w:rPr>
                 <w:rFonts w:ascii="Times New Roman" w:eastAsia="Times New Roman" w:hAnsi="Times New Roman" w:cs="Times New Roman"/>
@@ -3846,18 +3629,7 @@
                 <w:szCs w:val="24"/>
                 <w:lang w:val="uk-UA" w:eastAsia="ru-RU"/>
               </w:rPr>
-              <w:t>Каплієнко</w:t>
-            </w:r>
-            <w:proofErr w:type="spellEnd"/>
-            <w:r>
-              <w:rPr>
-                <w:rFonts w:ascii="Times New Roman" w:eastAsia="Times New Roman" w:hAnsi="Times New Roman" w:cs="Times New Roman"/>
-                <w:bCs/>
-                <w:sz w:val="24"/>
-                <w:szCs w:val="24"/>
-                <w:lang w:val="uk-UA" w:eastAsia="ru-RU"/>
-              </w:rPr>
-              <w:t xml:space="preserve"> Т.І., доцент</w:t>
+              <w:t>Каплієнко Т.І., доцент</w:t>
             </w:r>
           </w:p>
         </w:tc>
@@ -6231,29 +6003,7 @@
           <w:u w:val="single"/>
           <w:lang w:val="uk-UA" w:eastAsia="ru-RU"/>
         </w:rPr>
-        <w:t xml:space="preserve"> </w:t>
-      </w:r>
-      <w:proofErr w:type="spellStart"/>
-      <w:r>
-        <w:rPr>
-          <w:rFonts w:ascii="Times New Roman" w:eastAsia="Times New Roman" w:hAnsi="Times New Roman" w:cs="Times New Roman"/>
-          <w:sz w:val="24"/>
-          <w:szCs w:val="20"/>
-          <w:u w:val="single"/>
-          <w:lang w:val="uk-UA" w:eastAsia="ru-RU"/>
-        </w:rPr>
-        <w:t>Каплієнко</w:t>
-      </w:r>
-      <w:proofErr w:type="spellEnd"/>
-      <w:r>
-        <w:rPr>
-          <w:rFonts w:ascii="Times New Roman" w:eastAsia="Times New Roman" w:hAnsi="Times New Roman" w:cs="Times New Roman"/>
-          <w:sz w:val="24"/>
-          <w:szCs w:val="20"/>
-          <w:u w:val="single"/>
-          <w:lang w:val="uk-UA" w:eastAsia="ru-RU"/>
-        </w:rPr>
-        <w:t xml:space="preserve"> Т.І.</w:t>
+        <w:t xml:space="preserve"> Каплієнко Т.І.</w:t>
       </w:r>
       <w:r>
         <w:rPr>
@@ -6572,7 +6322,7 @@
           <w:caps w:val="0"/>
           <w:noProof/>
           <w:sz w:val="22"/>
-          <w:lang w:val="ru-UA" w:eastAsia="ru-UA"/>
+          <w:lang/>
         </w:rPr>
       </w:pPr>
       <w:r>
@@ -6660,7 +6410,7 @@
           <w:caps w:val="0"/>
           <w:noProof/>
           <w:sz w:val="22"/>
-          <w:lang w:val="ru-UA" w:eastAsia="ru-UA"/>
+          <w:lang/>
         </w:rPr>
       </w:pPr>
       <w:hyperlink w:anchor="_Toc124942411" w:history="1">
@@ -6730,7 +6480,7 @@
           <w:caps w:val="0"/>
           <w:noProof/>
           <w:sz w:val="22"/>
-          <w:lang w:val="ru-UA" w:eastAsia="ru-UA"/>
+          <w:lang/>
         </w:rPr>
       </w:pPr>
       <w:hyperlink w:anchor="_Toc124942412" w:history="1">
@@ -6800,7 +6550,7 @@
           <w:caps w:val="0"/>
           <w:noProof/>
           <w:sz w:val="22"/>
-          <w:lang w:val="ru-UA" w:eastAsia="ru-UA"/>
+          <w:lang/>
         </w:rPr>
       </w:pPr>
       <w:hyperlink w:anchor="_Toc124942413" w:history="1">
@@ -6870,7 +6620,7 @@
           <w:caps w:val="0"/>
           <w:noProof/>
           <w:sz w:val="22"/>
-          <w:lang w:val="ru-UA" w:eastAsia="ru-UA"/>
+          <w:lang/>
         </w:rPr>
       </w:pPr>
       <w:hyperlink w:anchor="_Toc124942414" w:history="1">
@@ -6941,7 +6691,7 @@
           <w:rFonts w:asciiTheme="minorHAnsi" w:eastAsiaTheme="minorEastAsia" w:hAnsiTheme="minorHAnsi"/>
           <w:noProof/>
           <w:sz w:val="22"/>
-          <w:lang w:val="ru-UA" w:eastAsia="ru-UA"/>
+          <w:lang/>
         </w:rPr>
       </w:pPr>
       <w:hyperlink w:anchor="_Toc124942415" w:history="1">
@@ -7012,7 +6762,7 @@
           <w:rFonts w:asciiTheme="minorHAnsi" w:eastAsiaTheme="minorEastAsia" w:hAnsiTheme="minorHAnsi"/>
           <w:noProof/>
           <w:sz w:val="22"/>
-          <w:lang w:val="ru-UA" w:eastAsia="ru-UA"/>
+          <w:lang/>
         </w:rPr>
       </w:pPr>
       <w:hyperlink w:anchor="_Toc124942416" w:history="1">
@@ -7083,7 +6833,7 @@
           <w:rFonts w:asciiTheme="minorHAnsi" w:eastAsiaTheme="minorEastAsia" w:hAnsiTheme="minorHAnsi"/>
           <w:noProof/>
           <w:sz w:val="22"/>
-          <w:lang w:val="ru-UA" w:eastAsia="ru-UA"/>
+          <w:lang/>
         </w:rPr>
       </w:pPr>
       <w:hyperlink w:anchor="_Toc124942417" w:history="1">
@@ -7154,7 +6904,7 @@
           <w:rFonts w:asciiTheme="minorHAnsi" w:eastAsiaTheme="minorEastAsia" w:hAnsiTheme="minorHAnsi"/>
           <w:noProof/>
           <w:sz w:val="22"/>
-          <w:lang w:val="ru-UA" w:eastAsia="ru-UA"/>
+          <w:lang/>
         </w:rPr>
       </w:pPr>
       <w:hyperlink w:anchor="_Toc124942418" w:history="1">
@@ -7226,7 +6976,7 @@
           <w:rFonts w:asciiTheme="minorHAnsi" w:eastAsiaTheme="minorEastAsia" w:hAnsiTheme="minorHAnsi"/>
           <w:noProof/>
           <w:sz w:val="22"/>
-          <w:lang w:val="ru-UA" w:eastAsia="ru-UA"/>
+          <w:lang/>
         </w:rPr>
       </w:pPr>
       <w:hyperlink w:anchor="_Toc124942419" w:history="1">
@@ -7312,7 +7062,7 @@
           <w:rFonts w:asciiTheme="minorHAnsi" w:eastAsiaTheme="minorEastAsia" w:hAnsiTheme="minorHAnsi"/>
           <w:noProof/>
           <w:sz w:val="22"/>
-          <w:lang w:val="ru-UA" w:eastAsia="ru-UA"/>
+          <w:lang/>
         </w:rPr>
       </w:pPr>
       <w:hyperlink w:anchor="_Toc124942420" w:history="1">
@@ -7398,7 +7148,7 @@
           <w:rFonts w:asciiTheme="minorHAnsi" w:eastAsiaTheme="minorEastAsia" w:hAnsiTheme="minorHAnsi"/>
           <w:noProof/>
           <w:sz w:val="22"/>
-          <w:lang w:val="ru-UA" w:eastAsia="ru-UA"/>
+          <w:lang/>
         </w:rPr>
       </w:pPr>
       <w:hyperlink w:anchor="_Toc124942421" w:history="1">
@@ -7492,7 +7242,7 @@
           <w:rFonts w:asciiTheme="minorHAnsi" w:eastAsiaTheme="minorEastAsia" w:hAnsiTheme="minorHAnsi"/>
           <w:noProof/>
           <w:sz w:val="22"/>
-          <w:lang w:val="ru-UA" w:eastAsia="ru-UA"/>
+          <w:lang/>
         </w:rPr>
       </w:pPr>
       <w:hyperlink w:anchor="_Toc124942422" w:history="1">
@@ -7561,7 +7311,7 @@
           <w:caps w:val="0"/>
           <w:noProof/>
           <w:sz w:val="22"/>
-          <w:lang w:val="ru-UA" w:eastAsia="ru-UA"/>
+          <w:lang/>
         </w:rPr>
       </w:pPr>
       <w:hyperlink w:anchor="_Toc124942423" w:history="1">
@@ -7632,7 +7382,7 @@
           <w:rFonts w:asciiTheme="minorHAnsi" w:eastAsiaTheme="minorEastAsia" w:hAnsiTheme="minorHAnsi"/>
           <w:noProof/>
           <w:sz w:val="22"/>
-          <w:lang w:val="ru-UA" w:eastAsia="ru-UA"/>
+          <w:lang/>
         </w:rPr>
       </w:pPr>
       <w:hyperlink w:anchor="_Toc124942424" w:history="1">
@@ -7703,7 +7453,7 @@
           <w:rFonts w:asciiTheme="minorHAnsi" w:eastAsiaTheme="minorEastAsia" w:hAnsiTheme="minorHAnsi"/>
           <w:noProof/>
           <w:sz w:val="22"/>
-          <w:lang w:val="ru-UA" w:eastAsia="ru-UA"/>
+          <w:lang/>
         </w:rPr>
       </w:pPr>
       <w:hyperlink w:anchor="_Toc124942425" w:history="1">
@@ -7774,7 +7524,7 @@
           <w:rFonts w:asciiTheme="minorHAnsi" w:eastAsiaTheme="minorEastAsia" w:hAnsiTheme="minorHAnsi"/>
           <w:noProof/>
           <w:sz w:val="22"/>
-          <w:lang w:val="ru-UA" w:eastAsia="ru-UA"/>
+          <w:lang/>
         </w:rPr>
       </w:pPr>
       <w:hyperlink w:anchor="_Toc124942426" w:history="1">
@@ -7845,7 +7595,7 @@
           <w:rFonts w:asciiTheme="minorHAnsi" w:eastAsiaTheme="minorEastAsia" w:hAnsiTheme="minorHAnsi"/>
           <w:noProof/>
           <w:sz w:val="22"/>
-          <w:lang w:val="ru-UA" w:eastAsia="ru-UA"/>
+          <w:lang/>
         </w:rPr>
       </w:pPr>
       <w:hyperlink w:anchor="_Toc124942427" w:history="1">
@@ -7914,7 +7664,7 @@
           <w:caps w:val="0"/>
           <w:noProof/>
           <w:sz w:val="22"/>
-          <w:lang w:val="ru-UA" w:eastAsia="ru-UA"/>
+          <w:lang/>
         </w:rPr>
       </w:pPr>
       <w:hyperlink w:anchor="_Toc124942428" w:history="1">
@@ -7986,7 +7736,7 @@
           <w:rFonts w:asciiTheme="minorHAnsi" w:eastAsiaTheme="minorEastAsia" w:hAnsiTheme="minorHAnsi"/>
           <w:noProof/>
           <w:sz w:val="22"/>
-          <w:lang w:val="ru-UA" w:eastAsia="ru-UA"/>
+          <w:lang/>
         </w:rPr>
       </w:pPr>
       <w:hyperlink w:anchor="_Toc124942429" w:history="1">
@@ -8057,7 +7807,7 @@
           <w:rFonts w:asciiTheme="minorHAnsi" w:eastAsiaTheme="minorEastAsia" w:hAnsiTheme="minorHAnsi"/>
           <w:noProof/>
           <w:sz w:val="22"/>
-          <w:lang w:val="ru-UA" w:eastAsia="ru-UA"/>
+          <w:lang/>
         </w:rPr>
       </w:pPr>
       <w:hyperlink w:anchor="_Toc124942430" w:history="1">
@@ -8136,7 +7886,7 @@
           <w:rFonts w:asciiTheme="minorHAnsi" w:eastAsiaTheme="minorEastAsia" w:hAnsiTheme="minorHAnsi"/>
           <w:noProof/>
           <w:sz w:val="22"/>
-          <w:lang w:val="ru-UA" w:eastAsia="ru-UA"/>
+          <w:lang/>
         </w:rPr>
       </w:pPr>
       <w:hyperlink w:anchor="_Toc124942431" w:history="1">
@@ -8231,7 +7981,7 @@
           <w:rFonts w:asciiTheme="minorHAnsi" w:eastAsiaTheme="minorEastAsia" w:hAnsiTheme="minorHAnsi"/>
           <w:noProof/>
           <w:sz w:val="22"/>
-          <w:lang w:val="ru-UA" w:eastAsia="ru-UA"/>
+          <w:lang/>
         </w:rPr>
       </w:pPr>
       <w:hyperlink w:anchor="_Toc124942432" w:history="1">
@@ -8302,7 +8052,7 @@
           <w:rFonts w:asciiTheme="minorHAnsi" w:eastAsiaTheme="minorEastAsia" w:hAnsiTheme="minorHAnsi"/>
           <w:noProof/>
           <w:sz w:val="22"/>
-          <w:lang w:val="ru-UA" w:eastAsia="ru-UA"/>
+          <w:lang/>
         </w:rPr>
       </w:pPr>
       <w:hyperlink w:anchor="_Toc124942433" w:history="1">
@@ -8373,7 +8123,7 @@
           <w:rFonts w:asciiTheme="minorHAnsi" w:eastAsiaTheme="minorEastAsia" w:hAnsiTheme="minorHAnsi"/>
           <w:noProof/>
           <w:sz w:val="22"/>
-          <w:lang w:val="ru-UA" w:eastAsia="ru-UA"/>
+          <w:lang/>
         </w:rPr>
       </w:pPr>
       <w:hyperlink w:anchor="_Toc124942434" w:history="1">
@@ -8444,7 +8194,7 @@
           <w:rFonts w:asciiTheme="minorHAnsi" w:eastAsiaTheme="minorEastAsia" w:hAnsiTheme="minorHAnsi"/>
           <w:noProof/>
           <w:sz w:val="22"/>
-          <w:lang w:val="ru-UA" w:eastAsia="ru-UA"/>
+          <w:lang/>
         </w:rPr>
       </w:pPr>
       <w:hyperlink w:anchor="_Toc124942435" w:history="1">
@@ -8513,7 +8263,7 @@
           <w:caps w:val="0"/>
           <w:noProof/>
           <w:sz w:val="22"/>
-          <w:lang w:val="ru-UA" w:eastAsia="ru-UA"/>
+          <w:lang/>
         </w:rPr>
       </w:pPr>
       <w:hyperlink w:anchor="_Toc124942436" w:history="1">
@@ -8585,7 +8335,7 @@
           <w:rFonts w:asciiTheme="minorHAnsi" w:eastAsiaTheme="minorEastAsia" w:hAnsiTheme="minorHAnsi"/>
           <w:noProof/>
           <w:sz w:val="22"/>
-          <w:lang w:val="ru-UA" w:eastAsia="ru-UA"/>
+          <w:lang/>
         </w:rPr>
       </w:pPr>
       <w:hyperlink w:anchor="_Toc124942437" w:history="1">
@@ -8656,7 +8406,7 @@
           <w:rFonts w:asciiTheme="minorHAnsi" w:eastAsiaTheme="minorEastAsia" w:hAnsiTheme="minorHAnsi"/>
           <w:noProof/>
           <w:sz w:val="22"/>
-          <w:lang w:val="ru-UA" w:eastAsia="ru-UA"/>
+          <w:lang/>
         </w:rPr>
       </w:pPr>
       <w:hyperlink w:anchor="_Toc124942438" w:history="1">
@@ -8728,7 +8478,7 @@
           <w:rFonts w:asciiTheme="minorHAnsi" w:eastAsiaTheme="minorEastAsia" w:hAnsiTheme="minorHAnsi"/>
           <w:noProof/>
           <w:sz w:val="22"/>
-          <w:lang w:val="ru-UA" w:eastAsia="ru-UA"/>
+          <w:lang/>
         </w:rPr>
       </w:pPr>
       <w:hyperlink w:anchor="_Toc124942439" w:history="1">
@@ -8800,7 +8550,7 @@
           <w:rFonts w:asciiTheme="minorHAnsi" w:eastAsiaTheme="minorEastAsia" w:hAnsiTheme="minorHAnsi"/>
           <w:noProof/>
           <w:sz w:val="22"/>
-          <w:lang w:val="ru-UA" w:eastAsia="ru-UA"/>
+          <w:lang/>
         </w:rPr>
       </w:pPr>
       <w:hyperlink w:anchor="_Toc124942440" w:history="1">
@@ -8872,7 +8622,7 @@
           <w:rFonts w:asciiTheme="minorHAnsi" w:eastAsiaTheme="minorEastAsia" w:hAnsiTheme="minorHAnsi"/>
           <w:noProof/>
           <w:sz w:val="22"/>
-          <w:lang w:val="ru-UA" w:eastAsia="ru-UA"/>
+          <w:lang/>
         </w:rPr>
       </w:pPr>
       <w:hyperlink w:anchor="_Toc124942441" w:history="1">
@@ -8943,7 +8693,7 @@
           <w:rFonts w:asciiTheme="minorHAnsi" w:eastAsiaTheme="minorEastAsia" w:hAnsiTheme="minorHAnsi"/>
           <w:noProof/>
           <w:sz w:val="22"/>
-          <w:lang w:val="ru-UA" w:eastAsia="ru-UA"/>
+          <w:lang/>
         </w:rPr>
       </w:pPr>
       <w:hyperlink w:anchor="_Toc124942442" w:history="1">
@@ -9015,7 +8765,7 @@
           <w:rFonts w:asciiTheme="minorHAnsi" w:eastAsiaTheme="minorEastAsia" w:hAnsiTheme="minorHAnsi"/>
           <w:noProof/>
           <w:sz w:val="22"/>
-          <w:lang w:val="ru-UA" w:eastAsia="ru-UA"/>
+          <w:lang/>
         </w:rPr>
       </w:pPr>
       <w:hyperlink w:anchor="_Toc124942443" w:history="1">
@@ -9086,7 +8836,7 @@
           <w:rFonts w:asciiTheme="minorHAnsi" w:eastAsiaTheme="minorEastAsia" w:hAnsiTheme="minorHAnsi"/>
           <w:noProof/>
           <w:sz w:val="22"/>
-          <w:lang w:val="ru-UA" w:eastAsia="ru-UA"/>
+          <w:lang/>
         </w:rPr>
       </w:pPr>
       <w:hyperlink w:anchor="_Toc124942444" w:history="1">
@@ -9157,7 +8907,7 @@
           <w:rFonts w:asciiTheme="minorHAnsi" w:eastAsiaTheme="minorEastAsia" w:hAnsiTheme="minorHAnsi"/>
           <w:noProof/>
           <w:sz w:val="22"/>
-          <w:lang w:val="ru-UA" w:eastAsia="ru-UA"/>
+          <w:lang/>
         </w:rPr>
       </w:pPr>
       <w:hyperlink w:anchor="_Toc124942445" w:history="1">
@@ -9229,7 +8979,7 @@
           <w:rFonts w:asciiTheme="minorHAnsi" w:eastAsiaTheme="minorEastAsia" w:hAnsiTheme="minorHAnsi"/>
           <w:noProof/>
           <w:sz w:val="22"/>
-          <w:lang w:val="ru-UA" w:eastAsia="ru-UA"/>
+          <w:lang/>
         </w:rPr>
       </w:pPr>
       <w:hyperlink w:anchor="_Toc124942446" w:history="1">
@@ -9301,7 +9051,7 @@
           <w:rFonts w:asciiTheme="minorHAnsi" w:eastAsiaTheme="minorEastAsia" w:hAnsiTheme="minorHAnsi"/>
           <w:noProof/>
           <w:sz w:val="22"/>
-          <w:lang w:val="ru-UA" w:eastAsia="ru-UA"/>
+          <w:lang/>
         </w:rPr>
       </w:pPr>
       <w:hyperlink w:anchor="_Toc124942447" w:history="1">
@@ -9371,7 +9121,7 @@
           <w:caps w:val="0"/>
           <w:noProof/>
           <w:sz w:val="22"/>
-          <w:lang w:val="ru-UA" w:eastAsia="ru-UA"/>
+          <w:lang/>
         </w:rPr>
       </w:pPr>
       <w:hyperlink w:anchor="_Toc124942448" w:history="1">
@@ -9443,7 +9193,7 @@
           <w:rFonts w:asciiTheme="minorHAnsi" w:eastAsiaTheme="minorEastAsia" w:hAnsiTheme="minorHAnsi"/>
           <w:noProof/>
           <w:sz w:val="22"/>
-          <w:lang w:val="ru-UA" w:eastAsia="ru-UA"/>
+          <w:lang/>
         </w:rPr>
       </w:pPr>
       <w:hyperlink w:anchor="_Toc124942449" w:history="1">
@@ -9515,7 +9265,7 @@
           <w:rFonts w:asciiTheme="minorHAnsi" w:eastAsiaTheme="minorEastAsia" w:hAnsiTheme="minorHAnsi"/>
           <w:noProof/>
           <w:sz w:val="22"/>
-          <w:lang w:val="ru-UA" w:eastAsia="ru-UA"/>
+          <w:lang/>
         </w:rPr>
       </w:pPr>
       <w:hyperlink w:anchor="_Toc124942450" w:history="1">
@@ -9586,7 +9336,7 @@
           <w:rFonts w:asciiTheme="minorHAnsi" w:eastAsiaTheme="minorEastAsia" w:hAnsiTheme="minorHAnsi"/>
           <w:noProof/>
           <w:sz w:val="22"/>
-          <w:lang w:val="ru-UA" w:eastAsia="ru-UA"/>
+          <w:lang/>
         </w:rPr>
       </w:pPr>
       <w:hyperlink w:anchor="_Toc124942451" w:history="1">
@@ -9658,7 +9408,7 @@
           <w:rFonts w:asciiTheme="minorHAnsi" w:eastAsiaTheme="minorEastAsia" w:hAnsiTheme="minorHAnsi"/>
           <w:noProof/>
           <w:sz w:val="22"/>
-          <w:lang w:val="ru-UA" w:eastAsia="ru-UA"/>
+          <w:lang/>
         </w:rPr>
       </w:pPr>
       <w:hyperlink w:anchor="_Toc124942452" w:history="1">
@@ -9730,7 +9480,7 @@
           <w:rFonts w:asciiTheme="minorHAnsi" w:eastAsiaTheme="minorEastAsia" w:hAnsiTheme="minorHAnsi"/>
           <w:noProof/>
           <w:sz w:val="22"/>
-          <w:lang w:val="ru-UA" w:eastAsia="ru-UA"/>
+          <w:lang/>
         </w:rPr>
       </w:pPr>
       <w:hyperlink w:anchor="_Toc124942453" w:history="1">
@@ -9801,7 +9551,7 @@
           <w:rFonts w:asciiTheme="minorHAnsi" w:eastAsiaTheme="minorEastAsia" w:hAnsiTheme="minorHAnsi"/>
           <w:noProof/>
           <w:sz w:val="22"/>
-          <w:lang w:val="ru-UA" w:eastAsia="ru-UA"/>
+          <w:lang/>
         </w:rPr>
       </w:pPr>
       <w:hyperlink w:anchor="_Toc124942454" w:history="1">
@@ -9873,7 +9623,7 @@
           <w:rFonts w:asciiTheme="minorHAnsi" w:eastAsiaTheme="minorEastAsia" w:hAnsiTheme="minorHAnsi"/>
           <w:noProof/>
           <w:sz w:val="22"/>
-          <w:lang w:val="ru-UA" w:eastAsia="ru-UA"/>
+          <w:lang/>
         </w:rPr>
       </w:pPr>
       <w:hyperlink w:anchor="_Toc124942455" w:history="1">
@@ -9945,7 +9695,7 @@
           <w:rFonts w:asciiTheme="minorHAnsi" w:eastAsiaTheme="minorEastAsia" w:hAnsiTheme="minorHAnsi"/>
           <w:noProof/>
           <w:sz w:val="22"/>
-          <w:lang w:val="ru-UA" w:eastAsia="ru-UA"/>
+          <w:lang/>
         </w:rPr>
       </w:pPr>
       <w:hyperlink w:anchor="_Toc124942456" w:history="1">
@@ -10016,7 +9766,7 @@
           <w:rFonts w:asciiTheme="minorHAnsi" w:eastAsiaTheme="minorEastAsia" w:hAnsiTheme="minorHAnsi"/>
           <w:noProof/>
           <w:sz w:val="22"/>
-          <w:lang w:val="ru-UA" w:eastAsia="ru-UA"/>
+          <w:lang/>
         </w:rPr>
       </w:pPr>
       <w:hyperlink w:anchor="_Toc124942457" w:history="1">
@@ -10085,7 +9835,7 @@
           <w:caps w:val="0"/>
           <w:noProof/>
           <w:sz w:val="22"/>
-          <w:lang w:val="ru-UA" w:eastAsia="ru-UA"/>
+          <w:lang/>
         </w:rPr>
       </w:pPr>
       <w:hyperlink w:anchor="_Toc124942458" w:history="1">
@@ -10154,7 +9904,7 @@
           <w:caps w:val="0"/>
           <w:noProof/>
           <w:sz w:val="22"/>
-          <w:lang w:val="ru-UA" w:eastAsia="ru-UA"/>
+          <w:lang/>
         </w:rPr>
       </w:pPr>
       <w:hyperlink w:anchor="_Toc124942459" w:history="1">
@@ -10223,7 +9973,7 @@
           <w:caps w:val="0"/>
           <w:noProof/>
           <w:sz w:val="22"/>
-          <w:lang w:val="ru-UA" w:eastAsia="ru-UA"/>
+          <w:lang/>
         </w:rPr>
       </w:pPr>
       <w:hyperlink w:anchor="_Toc124942460" w:history="1">
@@ -10293,7 +10043,7 @@
           <w:caps w:val="0"/>
           <w:noProof/>
           <w:sz w:val="22"/>
-          <w:lang w:val="ru-UA" w:eastAsia="ru-UA"/>
+          <w:lang/>
         </w:rPr>
       </w:pPr>
       <w:hyperlink w:anchor="_Toc124942462" w:history="1">
@@ -10365,7 +10115,7 @@
           <w:rFonts w:asciiTheme="minorHAnsi" w:eastAsiaTheme="minorEastAsia" w:hAnsiTheme="minorHAnsi"/>
           <w:noProof/>
           <w:sz w:val="22"/>
-          <w:lang w:val="ru-UA" w:eastAsia="ru-UA"/>
+          <w:lang/>
         </w:rPr>
       </w:pPr>
       <w:hyperlink w:anchor="_Toc124942463" w:history="1">
@@ -10434,7 +10184,7 @@
           <w:caps w:val="0"/>
           <w:noProof/>
           <w:sz w:val="22"/>
-          <w:lang w:val="ru-UA" w:eastAsia="ru-UA"/>
+          <w:lang/>
         </w:rPr>
       </w:pPr>
       <w:hyperlink w:anchor="_Toc124942464" w:history="1">
@@ -11629,15 +11379,7 @@
         <w:t xml:space="preserve"> – Робота з програмою «Створення</w:t>
       </w:r>
       <w:r>
-        <w:t xml:space="preserve"> </w:t>
-      </w:r>
-      <w:proofErr w:type="spellStart"/>
-      <w:r>
-        <w:t>розкладу</w:t>
-      </w:r>
-      <w:proofErr w:type="spellEnd"/>
-      <w:r>
-        <w:t xml:space="preserve"> занять у ВНЗ 2001»</w:t>
+        <w:t xml:space="preserve"> розкладу занять у ВНЗ 2001»</w:t>
       </w:r>
     </w:p>
     <w:p>
@@ -11806,45 +11548,19 @@
         <w:t>++</w:t>
       </w:r>
       <w:r>
-        <w:t xml:space="preserve"> - </w:t>
-      </w:r>
-      <w:proofErr w:type="spellStart"/>
-      <w:r>
-        <w:t>об'єктно-орієнтована</w:t>
-      </w:r>
-      <w:proofErr w:type="spellEnd"/>
-      <w:r>
-        <w:t xml:space="preserve"> </w:t>
-      </w:r>
-      <w:proofErr w:type="spellStart"/>
-      <w:r>
-        <w:t>мова</w:t>
-      </w:r>
-      <w:proofErr w:type="spellEnd"/>
-      <w:r>
-        <w:t xml:space="preserve"> </w:t>
-      </w:r>
-      <w:proofErr w:type="spellStart"/>
-      <w:r>
-        <w:t>програмування</w:t>
-      </w:r>
-      <w:proofErr w:type="spellEnd"/>
-      <w:r>
-        <w:t xml:space="preserve">. </w:t>
+        <w:t xml:space="preserve"> - об'єктно-орієнтована мова програмування. </w:t>
       </w:r>
     </w:p>
     <w:p>
       <w:pPr>
         <w:pStyle w:val="Common"/>
       </w:pPr>
-      <w:proofErr w:type="spellStart"/>
       <w:r>
         <w:rPr>
           <w:color w:val="FF0000"/>
         </w:rPr>
         <w:t>Теор</w:t>
       </w:r>
-      <w:proofErr w:type="spellEnd"/>
       <w:r>
         <w:rPr>
           <w:color w:val="FF0000"/>
@@ -11914,14 +11630,12 @@
           <w:lang w:val="uk-UA"/>
         </w:rPr>
       </w:pPr>
-      <w:proofErr w:type="spellStart"/>
       <w:r>
         <w:rPr>
           <w:color w:val="FF0000"/>
         </w:rPr>
         <w:t>Теор</w:t>
       </w:r>
-      <w:proofErr w:type="spellEnd"/>
       <w:r>
         <w:rPr>
           <w:color w:val="FF0000"/>
@@ -12228,11 +11942,9 @@
         <w:t xml:space="preserve">3.1.1 </w:t>
       </w:r>
       <w:bookmarkEnd w:id="85"/>
-      <w:proofErr w:type="spellStart"/>
       <w:r>
         <w:t>Клас</w:t>
       </w:r>
-      <w:proofErr w:type="spellEnd"/>
       <w:proofErr w:type="gramStart"/>
       <w:r>
         <w:t xml:space="preserve"> </w:t>
@@ -12363,35 +12075,9 @@
               <w:pStyle w:val="CommonTable"/>
               <w:jc w:val="center"/>
             </w:pPr>
-            <w:proofErr w:type="spellStart"/>
             <w:r>
-              <w:t>Поля</w:t>
+              <w:t>Поля та методи класу</w:t>
             </w:r>
-            <w:proofErr w:type="spellEnd"/>
-            <w:r>
-              <w:t xml:space="preserve"> </w:t>
-            </w:r>
-            <w:proofErr w:type="spellStart"/>
-            <w:r>
-              <w:t>та</w:t>
-            </w:r>
-            <w:proofErr w:type="spellEnd"/>
-            <w:r>
-              <w:t xml:space="preserve"> </w:t>
-            </w:r>
-            <w:proofErr w:type="spellStart"/>
-            <w:r>
-              <w:t>методи</w:t>
-            </w:r>
-            <w:proofErr w:type="spellEnd"/>
-            <w:r>
-              <w:t xml:space="preserve"> </w:t>
-            </w:r>
-            <w:proofErr w:type="spellStart"/>
-            <w:r>
-              <w:t>класу</w:t>
-            </w:r>
-            <w:proofErr w:type="spellEnd"/>
           </w:p>
         </w:tc>
         <w:tc>
@@ -12404,11 +12090,9 @@
               <w:pStyle w:val="CommonTable"/>
               <w:jc w:val="center"/>
             </w:pPr>
-            <w:proofErr w:type="spellStart"/>
             <w:r>
               <w:t>Опис</w:t>
             </w:r>
-            <w:proofErr w:type="spellEnd"/>
           </w:p>
         </w:tc>
       </w:tr>
@@ -12882,11 +12566,9 @@
         </w:rPr>
         <w:t xml:space="preserve">3.1.2 </w:t>
       </w:r>
-      <w:proofErr w:type="spellStart"/>
       <w:r>
         <w:t>Клас</w:t>
       </w:r>
-      <w:proofErr w:type="spellEnd"/>
       <w:r>
         <w:rPr>
           <w:lang w:val="en-US"/>
@@ -14464,36 +14146,30 @@
         <w:r>
           <w:t>://</w:t>
         </w:r>
-        <w:proofErr w:type="spellStart"/>
         <w:r>
           <w:rPr>
             <w:lang w:val="en-US"/>
           </w:rPr>
           <w:t>mmsa</w:t>
         </w:r>
-        <w:proofErr w:type="spellEnd"/>
         <w:r>
           <w:t>.</w:t>
         </w:r>
-        <w:proofErr w:type="spellStart"/>
         <w:r>
           <w:rPr>
             <w:lang w:val="en-US"/>
           </w:rPr>
           <w:t>kpi</w:t>
         </w:r>
-        <w:proofErr w:type="spellEnd"/>
         <w:r>
           <w:t>.</w:t>
         </w:r>
-        <w:proofErr w:type="spellStart"/>
         <w:r>
           <w:rPr>
             <w:lang w:val="en-US"/>
           </w:rPr>
           <w:t>ua</w:t>
         </w:r>
-        <w:proofErr w:type="spellEnd"/>
         <w:r>
           <w:t>/</w:t>
         </w:r>
@@ -14887,14 +14563,9 @@
       </w:pPr>
       <w:bookmarkStart w:id="170" w:name="_Toc124942463"/>
       <w:r>
-        <w:t xml:space="preserve">Б1 - Клас </w:t>
-      </w:r>
-      <w:proofErr w:type="spellStart"/>
-      <w:r>
-        <w:t>Auditorium</w:t>
+        <w:t>Б1 - Клас Auditorium</w:t>
       </w:r>
       <w:bookmarkEnd w:id="170"/>
-      <w:proofErr w:type="spellEnd"/>
     </w:p>
     <w:p>
       <w:pPr>
@@ -14965,7 +14636,6 @@
         </w:rPr>
         <w:t xml:space="preserve"> </w:t>
       </w:r>
-      <w:proofErr w:type="spellStart"/>
       <w:proofErr w:type="gramStart"/>
       <w:r>
         <w:rPr>
@@ -14977,7 +14647,6 @@
         </w:rPr>
         <w:t>System.Collections.Generic</w:t>
       </w:r>
-      <w:proofErr w:type="spellEnd"/>
       <w:proofErr w:type="gramEnd"/>
       <w:r>
         <w:rPr>
@@ -15022,10 +14691,15 @@
           <w:szCs w:val="19"/>
           <w:lang w:val="en-US"/>
         </w:rPr>
-        <w:t xml:space="preserve"> </w:t>
-      </w:r>
-      <w:proofErr w:type="spellStart"/>
-      <w:r>
+        <w:t xml:space="preserve"> System.Linq;</w:t>
+      </w:r>
+    </w:p>
+    <w:p>
+      <w:pPr>
+        <w:autoSpaceDE w:val="0"/>
+        <w:autoSpaceDN w:val="0"/>
+        <w:adjustRightInd w:val="0"/>
+        <w:spacing w:after="0" w:line="240" w:lineRule="auto"/>
         <w:rPr>
           <w:rFonts w:ascii="Consolas" w:hAnsi="Consolas" w:cs="Consolas"/>
           <w:color w:val="000000"/>
@@ -15033,9 +14707,17 @@
           <w:szCs w:val="19"/>
           <w:lang w:val="en-US"/>
         </w:rPr>
-        <w:t>System.Linq</w:t>
-      </w:r>
-      <w:proofErr w:type="spellEnd"/>
+      </w:pPr>
+      <w:r>
+        <w:rPr>
+          <w:rFonts w:ascii="Consolas" w:hAnsi="Consolas" w:cs="Consolas"/>
+          <w:color w:val="0000FF"/>
+          <w:sz w:val="19"/>
+          <w:szCs w:val="19"/>
+          <w:lang w:val="en-US"/>
+        </w:rPr>
+        <w:t>using</w:t>
+      </w:r>
       <w:r>
         <w:rPr>
           <w:rFonts w:ascii="Consolas" w:hAnsi="Consolas" w:cs="Consolas"/>
@@ -15044,7 +14726,7 @@
           <w:szCs w:val="19"/>
           <w:lang w:val="en-US"/>
         </w:rPr>
-        <w:t>;</w:t>
+        <w:t xml:space="preserve"> System.Text;</w:t>
       </w:r>
     </w:p>
     <w:p>
@@ -15081,7 +14763,7 @@
         </w:rPr>
         <w:t xml:space="preserve"> </w:t>
       </w:r>
-      <w:proofErr w:type="spellStart"/>
+      <w:proofErr w:type="gramStart"/>
       <w:r>
         <w:rPr>
           <w:rFonts w:ascii="Consolas" w:hAnsi="Consolas" w:cs="Consolas"/>
@@ -15090,9 +14772,9 @@
           <w:szCs w:val="19"/>
           <w:lang w:val="en-US"/>
         </w:rPr>
-        <w:t>System.Text</w:t>
-      </w:r>
-      <w:proofErr w:type="spellEnd"/>
+        <w:t>System.Threading.Tasks</w:t>
+      </w:r>
+      <w:proofErr w:type="gramEnd"/>
       <w:r>
         <w:rPr>
           <w:rFonts w:ascii="Consolas" w:hAnsi="Consolas" w:cs="Consolas"/>
@@ -15138,7 +14820,6 @@
         </w:rPr>
         <w:t xml:space="preserve"> </w:t>
       </w:r>
-      <w:proofErr w:type="spellStart"/>
       <w:proofErr w:type="gramStart"/>
       <w:r>
         <w:rPr>
@@ -15148,9 +14829,8 @@
           <w:szCs w:val="19"/>
           <w:lang w:val="en-US"/>
         </w:rPr>
-        <w:t>System.Threading.Tasks</w:t>
-      </w:r>
-      <w:proofErr w:type="spellEnd"/>
+        <w:t>System.Data.SQLite</w:t>
+      </w:r>
       <w:proofErr w:type="gramEnd"/>
       <w:r>
         <w:rPr>
@@ -15195,11 +14875,15 @@
           <w:szCs w:val="19"/>
           <w:lang w:val="en-US"/>
         </w:rPr>
-        <w:t xml:space="preserve"> </w:t>
-      </w:r>
-      <w:proofErr w:type="spellStart"/>
-      <w:proofErr w:type="gramStart"/>
-      <w:r>
+        <w:t xml:space="preserve"> System.Windows;</w:t>
+      </w:r>
+    </w:p>
+    <w:p>
+      <w:pPr>
+        <w:autoSpaceDE w:val="0"/>
+        <w:autoSpaceDN w:val="0"/>
+        <w:adjustRightInd w:val="0"/>
+        <w:spacing w:after="0" w:line="240" w:lineRule="auto"/>
         <w:rPr>
           <w:rFonts w:ascii="Consolas" w:hAnsi="Consolas" w:cs="Consolas"/>
           <w:color w:val="000000"/>
@@ -15207,10 +14891,17 @@
           <w:szCs w:val="19"/>
           <w:lang w:val="en-US"/>
         </w:rPr>
-        <w:t>System.Data.SQLite</w:t>
-      </w:r>
-      <w:proofErr w:type="spellEnd"/>
-      <w:proofErr w:type="gramEnd"/>
+      </w:pPr>
+      <w:r>
+        <w:rPr>
+          <w:rFonts w:ascii="Consolas" w:hAnsi="Consolas" w:cs="Consolas"/>
+          <w:color w:val="0000FF"/>
+          <w:sz w:val="19"/>
+          <w:szCs w:val="19"/>
+          <w:lang w:val="en-US"/>
+        </w:rPr>
+        <w:t>using</w:t>
+      </w:r>
       <w:r>
         <w:rPr>
           <w:rFonts w:ascii="Consolas" w:hAnsi="Consolas" w:cs="Consolas"/>
@@ -15219,7 +14910,7 @@
           <w:szCs w:val="19"/>
           <w:lang w:val="en-US"/>
         </w:rPr>
-        <w:t>;</w:t>
+        <w:t xml:space="preserve"> System.Data;</w:t>
       </w:r>
     </w:p>
     <w:p>
@@ -15236,6 +14927,21 @@
           <w:lang w:val="en-US"/>
         </w:rPr>
       </w:pPr>
+    </w:p>
+    <w:p>
+      <w:pPr>
+        <w:autoSpaceDE w:val="0"/>
+        <w:autoSpaceDN w:val="0"/>
+        <w:adjustRightInd w:val="0"/>
+        <w:spacing w:after="0" w:line="240" w:lineRule="auto"/>
+        <w:rPr>
+          <w:rFonts w:ascii="Consolas" w:hAnsi="Consolas" w:cs="Consolas"/>
+          <w:color w:val="000000"/>
+          <w:sz w:val="19"/>
+          <w:szCs w:val="19"/>
+          <w:lang w:val="en-US"/>
+        </w:rPr>
+      </w:pPr>
       <w:r>
         <w:rPr>
           <w:rFonts w:ascii="Consolas" w:hAnsi="Consolas" w:cs="Consolas"/>
@@ -15244,7 +14950,7 @@
           <w:szCs w:val="19"/>
           <w:lang w:val="en-US"/>
         </w:rPr>
-        <w:t>using</w:t>
+        <w:t>namespace</w:t>
       </w:r>
       <w:r>
         <w:rPr>
@@ -15254,10 +14960,15 @@
           <w:szCs w:val="19"/>
           <w:lang w:val="en-US"/>
         </w:rPr>
-        <w:t xml:space="preserve"> </w:t>
-      </w:r>
-      <w:proofErr w:type="spellStart"/>
-      <w:r>
+        <w:t xml:space="preserve"> Schedule</w:t>
+      </w:r>
+    </w:p>
+    <w:p>
+      <w:pPr>
+        <w:autoSpaceDE w:val="0"/>
+        <w:autoSpaceDN w:val="0"/>
+        <w:adjustRightInd w:val="0"/>
+        <w:spacing w:after="0" w:line="240" w:lineRule="auto"/>
         <w:rPr>
           <w:rFonts w:ascii="Consolas" w:hAnsi="Consolas" w:cs="Consolas"/>
           <w:color w:val="000000"/>
@@ -15265,9 +14976,7 @@
           <w:szCs w:val="19"/>
           <w:lang w:val="en-US"/>
         </w:rPr>
-        <w:t>System.Windows</w:t>
-      </w:r>
-      <w:proofErr w:type="spellEnd"/>
+      </w:pPr>
       <w:r>
         <w:rPr>
           <w:rFonts w:ascii="Consolas" w:hAnsi="Consolas" w:cs="Consolas"/>
@@ -15276,7 +14985,7 @@
           <w:szCs w:val="19"/>
           <w:lang w:val="en-US"/>
         </w:rPr>
-        <w:t>;</w:t>
+        <w:t>{</w:t>
       </w:r>
     </w:p>
     <w:p>
@@ -15296,12 +15005,22 @@
       <w:r>
         <w:rPr>
           <w:rFonts w:ascii="Consolas" w:hAnsi="Consolas" w:cs="Consolas"/>
+          <w:color w:val="000000"/>
+          <w:sz w:val="19"/>
+          <w:szCs w:val="19"/>
+          <w:lang w:val="en-US"/>
+        </w:rPr>
+        <w:t xml:space="preserve">    </w:t>
+      </w:r>
+      <w:r>
+        <w:rPr>
+          <w:rFonts w:ascii="Consolas" w:hAnsi="Consolas" w:cs="Consolas"/>
           <w:color w:val="0000FF"/>
           <w:sz w:val="19"/>
           <w:szCs w:val="19"/>
           <w:lang w:val="en-US"/>
         </w:rPr>
-        <w:t>using</w:t>
+        <w:t>class</w:t>
       </w:r>
       <w:r>
         <w:rPr>
@@ -15313,7 +15032,17 @@
         </w:rPr>
         <w:t xml:space="preserve"> </w:t>
       </w:r>
-      <w:proofErr w:type="spellStart"/>
+      <w:proofErr w:type="gramStart"/>
+      <w:r>
+        <w:rPr>
+          <w:rFonts w:ascii="Consolas" w:hAnsi="Consolas" w:cs="Consolas"/>
+          <w:color w:val="2B91AF"/>
+          <w:sz w:val="19"/>
+          <w:szCs w:val="19"/>
+          <w:lang w:val="en-US"/>
+        </w:rPr>
+        <w:t>Auditorium</w:t>
+      </w:r>
       <w:r>
         <w:rPr>
           <w:rFonts w:ascii="Consolas" w:hAnsi="Consolas" w:cs="Consolas"/>
@@ -15322,9 +15051,9 @@
           <w:szCs w:val="19"/>
           <w:lang w:val="en-US"/>
         </w:rPr>
-        <w:t>System.Data</w:t>
-      </w:r>
-      <w:proofErr w:type="spellEnd"/>
+        <w:t xml:space="preserve"> :</w:t>
+      </w:r>
+      <w:proofErr w:type="gramEnd"/>
       <w:r>
         <w:rPr>
           <w:rFonts w:ascii="Consolas" w:hAnsi="Consolas" w:cs="Consolas"/>
@@ -15333,7 +15062,7 @@
           <w:szCs w:val="19"/>
           <w:lang w:val="en-US"/>
         </w:rPr>
-        <w:t>;</w:t>
+        <w:t xml:space="preserve"> LoadFiles</w:t>
       </w:r>
     </w:p>
     <w:p>
@@ -15350,13 +15079,7 @@
           <w:lang w:val="en-US"/>
         </w:rPr>
       </w:pPr>
-    </w:p>
-    <w:p>
-      <w:pPr>
-        <w:autoSpaceDE w:val="0"/>
-        <w:autoSpaceDN w:val="0"/>
-        <w:adjustRightInd w:val="0"/>
-        <w:spacing w:after="0" w:line="240" w:lineRule="auto"/>
+      <w:r>
         <w:rPr>
           <w:rFonts w:ascii="Consolas" w:hAnsi="Consolas" w:cs="Consolas"/>
           <w:color w:val="000000"/>
@@ -15364,7 +15087,33 @@
           <w:szCs w:val="19"/>
           <w:lang w:val="en-US"/>
         </w:rPr>
-      </w:pPr>
+        <w:t xml:space="preserve">    {</w:t>
+      </w:r>
+    </w:p>
+    <w:p>
+      <w:pPr>
+        <w:autoSpaceDE w:val="0"/>
+        <w:autoSpaceDN w:val="0"/>
+        <w:adjustRightInd w:val="0"/>
+        <w:spacing w:after="0" w:line="240" w:lineRule="auto"/>
+        <w:rPr>
+          <w:rFonts w:ascii="Consolas" w:hAnsi="Consolas" w:cs="Consolas"/>
+          <w:color w:val="000000"/>
+          <w:sz w:val="19"/>
+          <w:szCs w:val="19"/>
+          <w:lang w:val="en-US"/>
+        </w:rPr>
+      </w:pPr>
+      <w:r>
+        <w:rPr>
+          <w:rFonts w:ascii="Consolas" w:hAnsi="Consolas" w:cs="Consolas"/>
+          <w:color w:val="000000"/>
+          <w:sz w:val="19"/>
+          <w:szCs w:val="19"/>
+          <w:lang w:val="en-US"/>
+        </w:rPr>
+        <w:t xml:space="preserve">        </w:t>
+      </w:r>
       <w:r>
         <w:rPr>
           <w:rFonts w:ascii="Consolas" w:hAnsi="Consolas" w:cs="Consolas"/>
@@ -15373,7 +15122,7 @@
           <w:szCs w:val="19"/>
           <w:lang w:val="en-US"/>
         </w:rPr>
-        <w:t>namespace</w:t>
+        <w:t>public</w:t>
       </w:r>
       <w:r>
         <w:rPr>
@@ -15383,15 +15132,19 @@
           <w:szCs w:val="19"/>
           <w:lang w:val="en-US"/>
         </w:rPr>
-        <w:t xml:space="preserve"> Schedule</w:t>
-      </w:r>
-    </w:p>
-    <w:p>
-      <w:pPr>
-        <w:autoSpaceDE w:val="0"/>
-        <w:autoSpaceDN w:val="0"/>
-        <w:adjustRightInd w:val="0"/>
-        <w:spacing w:after="0" w:line="240" w:lineRule="auto"/>
+        <w:t xml:space="preserve"> </w:t>
+      </w:r>
+      <w:r>
+        <w:rPr>
+          <w:rFonts w:ascii="Consolas" w:hAnsi="Consolas" w:cs="Consolas"/>
+          <w:color w:val="0000FF"/>
+          <w:sz w:val="19"/>
+          <w:szCs w:val="19"/>
+          <w:lang w:val="en-US"/>
+        </w:rPr>
+        <w:t>int</w:t>
+      </w:r>
+      <w:r>
         <w:rPr>
           <w:rFonts w:ascii="Consolas" w:hAnsi="Consolas" w:cs="Consolas"/>
           <w:color w:val="000000"/>
@@ -15399,7 +15152,9 @@
           <w:szCs w:val="19"/>
           <w:lang w:val="en-US"/>
         </w:rPr>
-      </w:pPr>
+        <w:t xml:space="preserve"> Department </w:t>
+      </w:r>
+      <w:proofErr w:type="gramStart"/>
       <w:r>
         <w:rPr>
           <w:rFonts w:ascii="Consolas" w:hAnsi="Consolas" w:cs="Consolas"/>
@@ -15408,15 +15163,20 @@
           <w:szCs w:val="19"/>
           <w:lang w:val="en-US"/>
         </w:rPr>
-        <w:t>{</w:t>
-      </w:r>
-    </w:p>
-    <w:p>
-      <w:pPr>
-        <w:autoSpaceDE w:val="0"/>
-        <w:autoSpaceDN w:val="0"/>
-        <w:adjustRightInd w:val="0"/>
-        <w:spacing w:after="0" w:line="240" w:lineRule="auto"/>
+        <w:t xml:space="preserve">{ </w:t>
+      </w:r>
+      <w:r>
+        <w:rPr>
+          <w:rFonts w:ascii="Consolas" w:hAnsi="Consolas" w:cs="Consolas"/>
+          <w:color w:val="0000FF"/>
+          <w:sz w:val="19"/>
+          <w:szCs w:val="19"/>
+          <w:lang w:val="en-US"/>
+        </w:rPr>
+        <w:t>get</w:t>
+      </w:r>
+      <w:proofErr w:type="gramEnd"/>
+      <w:r>
         <w:rPr>
           <w:rFonts w:ascii="Consolas" w:hAnsi="Consolas" w:cs="Consolas"/>
           <w:color w:val="000000"/>
@@ -15424,7 +15184,18 @@
           <w:szCs w:val="19"/>
           <w:lang w:val="en-US"/>
         </w:rPr>
-      </w:pPr>
+        <w:t xml:space="preserve">; </w:t>
+      </w:r>
+      <w:r>
+        <w:rPr>
+          <w:rFonts w:ascii="Consolas" w:hAnsi="Consolas" w:cs="Consolas"/>
+          <w:color w:val="0000FF"/>
+          <w:sz w:val="19"/>
+          <w:szCs w:val="19"/>
+          <w:lang w:val="en-US"/>
+        </w:rPr>
+        <w:t>set</w:t>
+      </w:r>
       <w:r>
         <w:rPr>
           <w:rFonts w:ascii="Consolas" w:hAnsi="Consolas" w:cs="Consolas"/>
@@ -15433,7 +15204,32 @@
           <w:szCs w:val="19"/>
           <w:lang w:val="en-US"/>
         </w:rPr>
-        <w:t xml:space="preserve">    </w:t>
+        <w:t>; }</w:t>
+      </w:r>
+    </w:p>
+    <w:p>
+      <w:pPr>
+        <w:autoSpaceDE w:val="0"/>
+        <w:autoSpaceDN w:val="0"/>
+        <w:adjustRightInd w:val="0"/>
+        <w:spacing w:after="0" w:line="240" w:lineRule="auto"/>
+        <w:rPr>
+          <w:rFonts w:ascii="Consolas" w:hAnsi="Consolas" w:cs="Consolas"/>
+          <w:color w:val="000000"/>
+          <w:sz w:val="19"/>
+          <w:szCs w:val="19"/>
+          <w:lang w:val="en-US"/>
+        </w:rPr>
+      </w:pPr>
+      <w:r>
+        <w:rPr>
+          <w:rFonts w:ascii="Consolas" w:hAnsi="Consolas" w:cs="Consolas"/>
+          <w:color w:val="000000"/>
+          <w:sz w:val="19"/>
+          <w:szCs w:val="19"/>
+          <w:lang w:val="en-US"/>
+        </w:rPr>
+        <w:t xml:space="preserve">        </w:t>
       </w:r>
       <w:r>
         <w:rPr>
@@ -15443,7 +15239,7 @@
           <w:szCs w:val="19"/>
           <w:lang w:val="en-US"/>
         </w:rPr>
-        <w:t>class</w:t>
+        <w:t>public</w:t>
       </w:r>
       <w:r>
         <w:rPr>
@@ -15455,16 +15251,15 @@
         </w:rPr>
         <w:t xml:space="preserve"> </w:t>
       </w:r>
-      <w:proofErr w:type="gramStart"/>
       <w:r>
         <w:rPr>
           <w:rFonts w:ascii="Consolas" w:hAnsi="Consolas" w:cs="Consolas"/>
-          <w:color w:val="2B91AF"/>
+          <w:color w:val="0000FF"/>
           <w:sz w:val="19"/>
           <w:szCs w:val="19"/>
           <w:lang w:val="en-US"/>
         </w:rPr>
-        <w:t>Auditorium</w:t>
+        <w:t>int</w:t>
       </w:r>
       <w:r>
         <w:rPr>
@@ -15474,9 +15269,9 @@
           <w:szCs w:val="19"/>
           <w:lang w:val="en-US"/>
         </w:rPr>
-        <w:t xml:space="preserve"> :</w:t>
-      </w:r>
-      <w:proofErr w:type="gramEnd"/>
+        <w:t xml:space="preserve"> NumOfAuditorium </w:t>
+      </w:r>
+      <w:proofErr w:type="gramStart"/>
       <w:r>
         <w:rPr>
           <w:rFonts w:ascii="Consolas" w:hAnsi="Consolas" w:cs="Consolas"/>
@@ -15485,9 +15280,19 @@
           <w:szCs w:val="19"/>
           <w:lang w:val="en-US"/>
         </w:rPr>
-        <w:t xml:space="preserve"> </w:t>
-      </w:r>
-      <w:proofErr w:type="spellStart"/>
+        <w:t xml:space="preserve">{ </w:t>
+      </w:r>
+      <w:r>
+        <w:rPr>
+          <w:rFonts w:ascii="Consolas" w:hAnsi="Consolas" w:cs="Consolas"/>
+          <w:color w:val="0000FF"/>
+          <w:sz w:val="19"/>
+          <w:szCs w:val="19"/>
+          <w:lang w:val="en-US"/>
+        </w:rPr>
+        <w:t>get</w:t>
+      </w:r>
+      <w:proofErr w:type="gramEnd"/>
       <w:r>
         <w:rPr>
           <w:rFonts w:ascii="Consolas" w:hAnsi="Consolas" w:cs="Consolas"/>
@@ -15496,16 +15301,19 @@
           <w:szCs w:val="19"/>
           <w:lang w:val="en-US"/>
         </w:rPr>
-        <w:t>LoadFiles</w:t>
-      </w:r>
-      <w:proofErr w:type="spellEnd"/>
-    </w:p>
-    <w:p>
-      <w:pPr>
-        <w:autoSpaceDE w:val="0"/>
-        <w:autoSpaceDN w:val="0"/>
-        <w:adjustRightInd w:val="0"/>
-        <w:spacing w:after="0" w:line="240" w:lineRule="auto"/>
+        <w:t xml:space="preserve">; </w:t>
+      </w:r>
+      <w:r>
+        <w:rPr>
+          <w:rFonts w:ascii="Consolas" w:hAnsi="Consolas" w:cs="Consolas"/>
+          <w:color w:val="0000FF"/>
+          <w:sz w:val="19"/>
+          <w:szCs w:val="19"/>
+          <w:lang w:val="en-US"/>
+        </w:rPr>
+        <w:t>set</w:t>
+      </w:r>
+      <w:r>
         <w:rPr>
           <w:rFonts w:ascii="Consolas" w:hAnsi="Consolas" w:cs="Consolas"/>
           <w:color w:val="000000"/>
@@ -15513,8 +15321,15 @@
           <w:szCs w:val="19"/>
           <w:lang w:val="en-US"/>
         </w:rPr>
-      </w:pPr>
-      <w:r>
+        <w:t>; }</w:t>
+      </w:r>
+    </w:p>
+    <w:p>
+      <w:pPr>
+        <w:autoSpaceDE w:val="0"/>
+        <w:autoSpaceDN w:val="0"/>
+        <w:adjustRightInd w:val="0"/>
+        <w:spacing w:after="0" w:line="240" w:lineRule="auto"/>
         <w:rPr>
           <w:rFonts w:ascii="Consolas" w:hAnsi="Consolas" w:cs="Consolas"/>
           <w:color w:val="000000"/>
@@ -15522,15 +15337,8 @@
           <w:szCs w:val="19"/>
           <w:lang w:val="en-US"/>
         </w:rPr>
-        <w:t xml:space="preserve">    {</w:t>
-      </w:r>
-    </w:p>
-    <w:p>
-      <w:pPr>
-        <w:autoSpaceDE w:val="0"/>
-        <w:autoSpaceDN w:val="0"/>
-        <w:adjustRightInd w:val="0"/>
-        <w:spacing w:after="0" w:line="240" w:lineRule="auto"/>
+      </w:pPr>
+      <w:r>
         <w:rPr>
           <w:rFonts w:ascii="Consolas" w:hAnsi="Consolas" w:cs="Consolas"/>
           <w:color w:val="000000"/>
@@ -15538,7 +15346,18 @@
           <w:szCs w:val="19"/>
           <w:lang w:val="en-US"/>
         </w:rPr>
-      </w:pPr>
+        <w:t xml:space="preserve">        </w:t>
+      </w:r>
+      <w:r>
+        <w:rPr>
+          <w:rFonts w:ascii="Consolas" w:hAnsi="Consolas" w:cs="Consolas"/>
+          <w:color w:val="0000FF"/>
+          <w:sz w:val="19"/>
+          <w:szCs w:val="19"/>
+          <w:lang w:val="en-US"/>
+        </w:rPr>
+        <w:t>public</w:t>
+      </w:r>
       <w:r>
         <w:rPr>
           <w:rFonts w:ascii="Consolas" w:hAnsi="Consolas" w:cs="Consolas"/>
@@ -15547,7 +15366,7 @@
           <w:szCs w:val="19"/>
           <w:lang w:val="en-US"/>
         </w:rPr>
-        <w:t xml:space="preserve">        </w:t>
+        <w:t xml:space="preserve"> </w:t>
       </w:r>
       <w:r>
         <w:rPr>
@@ -15557,7 +15376,7 @@
           <w:szCs w:val="19"/>
           <w:lang w:val="en-US"/>
         </w:rPr>
-        <w:t>public</w:t>
+        <w:t>string</w:t>
       </w:r>
       <w:r>
         <w:rPr>
@@ -15567,7 +15386,18 @@
           <w:szCs w:val="19"/>
           <w:lang w:val="en-US"/>
         </w:rPr>
-        <w:t xml:space="preserve"> </w:t>
+        <w:t xml:space="preserve"> LetterOfAuditorium </w:t>
+      </w:r>
+      <w:proofErr w:type="gramStart"/>
+      <w:r>
+        <w:rPr>
+          <w:rFonts w:ascii="Consolas" w:hAnsi="Consolas" w:cs="Consolas"/>
+          <w:color w:val="000000"/>
+          <w:sz w:val="19"/>
+          <w:szCs w:val="19"/>
+          <w:lang w:val="en-US"/>
+        </w:rPr>
+        <w:t xml:space="preserve">{ </w:t>
       </w:r>
       <w:r>
         <w:rPr>
@@ -15577,8 +15407,9 @@
           <w:szCs w:val="19"/>
           <w:lang w:val="en-US"/>
         </w:rPr>
-        <w:t>int</w:t>
-      </w:r>
+        <w:t>get</w:t>
+      </w:r>
+      <w:proofErr w:type="gramEnd"/>
       <w:r>
         <w:rPr>
           <w:rFonts w:ascii="Consolas" w:hAnsi="Consolas" w:cs="Consolas"/>
@@ -15587,9 +15418,18 @@
           <w:szCs w:val="19"/>
           <w:lang w:val="en-US"/>
         </w:rPr>
-        <w:t xml:space="preserve"> Department </w:t>
-      </w:r>
-      <w:proofErr w:type="gramStart"/>
+        <w:t xml:space="preserve">; </w:t>
+      </w:r>
+      <w:r>
+        <w:rPr>
+          <w:rFonts w:ascii="Consolas" w:hAnsi="Consolas" w:cs="Consolas"/>
+          <w:color w:val="0000FF"/>
+          <w:sz w:val="19"/>
+          <w:szCs w:val="19"/>
+          <w:lang w:val="en-US"/>
+        </w:rPr>
+        <w:t>set</w:t>
+      </w:r>
       <w:r>
         <w:rPr>
           <w:rFonts w:ascii="Consolas" w:hAnsi="Consolas" w:cs="Consolas"/>
@@ -15598,7 +15438,32 @@
           <w:szCs w:val="19"/>
           <w:lang w:val="en-US"/>
         </w:rPr>
-        <w:t xml:space="preserve">{ </w:t>
+        <w:t>; }</w:t>
+      </w:r>
+    </w:p>
+    <w:p>
+      <w:pPr>
+        <w:autoSpaceDE w:val="0"/>
+        <w:autoSpaceDN w:val="0"/>
+        <w:adjustRightInd w:val="0"/>
+        <w:spacing w:after="0" w:line="240" w:lineRule="auto"/>
+        <w:rPr>
+          <w:rFonts w:ascii="Consolas" w:hAnsi="Consolas" w:cs="Consolas"/>
+          <w:color w:val="000000"/>
+          <w:sz w:val="19"/>
+          <w:szCs w:val="19"/>
+          <w:lang w:val="en-US"/>
+        </w:rPr>
+      </w:pPr>
+      <w:r>
+        <w:rPr>
+          <w:rFonts w:ascii="Consolas" w:hAnsi="Consolas" w:cs="Consolas"/>
+          <w:color w:val="000000"/>
+          <w:sz w:val="19"/>
+          <w:szCs w:val="19"/>
+          <w:lang w:val="en-US"/>
+        </w:rPr>
+        <w:t xml:space="preserve">        </w:t>
       </w:r>
       <w:r>
         <w:rPr>
@@ -15608,9 +15473,8 @@
           <w:szCs w:val="19"/>
           <w:lang w:val="en-US"/>
         </w:rPr>
-        <w:t>get</w:t>
-      </w:r>
-      <w:proofErr w:type="gramEnd"/>
+        <w:t>public</w:t>
+      </w:r>
       <w:r>
         <w:rPr>
           <w:rFonts w:ascii="Consolas" w:hAnsi="Consolas" w:cs="Consolas"/>
@@ -15619,7 +15483,7 @@
           <w:szCs w:val="19"/>
           <w:lang w:val="en-US"/>
         </w:rPr>
-        <w:t xml:space="preserve">; </w:t>
+        <w:t xml:space="preserve"> </w:t>
       </w:r>
       <w:r>
         <w:rPr>
@@ -15629,7 +15493,7 @@
           <w:szCs w:val="19"/>
           <w:lang w:val="en-US"/>
         </w:rPr>
-        <w:t>set</w:t>
+        <w:t>int</w:t>
       </w:r>
       <w:r>
         <w:rPr>
@@ -15639,15 +15503,18 @@
           <w:szCs w:val="19"/>
           <w:lang w:val="en-US"/>
         </w:rPr>
-        <w:t>; }</w:t>
-      </w:r>
-    </w:p>
-    <w:p>
-      <w:pPr>
-        <w:autoSpaceDE w:val="0"/>
-        <w:autoSpaceDN w:val="0"/>
-        <w:adjustRightInd w:val="0"/>
-        <w:spacing w:after="0" w:line="240" w:lineRule="auto"/>
+        <w:t xml:space="preserve"> </w:t>
+      </w:r>
+      <w:r>
+        <w:rPr>
+          <w:rFonts w:ascii="Consolas" w:hAnsi="Consolas" w:cs="Consolas"/>
+          <w:color w:val="000000"/>
+          <w:sz w:val="19"/>
+          <w:szCs w:val="19"/>
+        </w:rPr>
+        <w:t>С</w:t>
+      </w:r>
+      <w:r>
         <w:rPr>
           <w:rFonts w:ascii="Consolas" w:hAnsi="Consolas" w:cs="Consolas"/>
           <w:color w:val="000000"/>
@@ -15655,7 +15522,9 @@
           <w:szCs w:val="19"/>
           <w:lang w:val="en-US"/>
         </w:rPr>
-      </w:pPr>
+        <w:t xml:space="preserve">apacity </w:t>
+      </w:r>
+      <w:proofErr w:type="gramStart"/>
       <w:r>
         <w:rPr>
           <w:rFonts w:ascii="Consolas" w:hAnsi="Consolas" w:cs="Consolas"/>
@@ -15664,7 +15533,7 @@
           <w:szCs w:val="19"/>
           <w:lang w:val="en-US"/>
         </w:rPr>
-        <w:t xml:space="preserve">        </w:t>
+        <w:t xml:space="preserve">{ </w:t>
       </w:r>
       <w:r>
         <w:rPr>
@@ -15674,8 +15543,9 @@
           <w:szCs w:val="19"/>
           <w:lang w:val="en-US"/>
         </w:rPr>
-        <w:t>public</w:t>
-      </w:r>
+        <w:t>get</w:t>
+      </w:r>
+      <w:proofErr w:type="gramEnd"/>
       <w:r>
         <w:rPr>
           <w:rFonts w:ascii="Consolas" w:hAnsi="Consolas" w:cs="Consolas"/>
@@ -15684,7 +15554,7 @@
           <w:szCs w:val="19"/>
           <w:lang w:val="en-US"/>
         </w:rPr>
-        <w:t xml:space="preserve"> </w:t>
+        <w:t xml:space="preserve">; </w:t>
       </w:r>
       <w:r>
         <w:rPr>
@@ -15694,7 +15564,7 @@
           <w:szCs w:val="19"/>
           <w:lang w:val="en-US"/>
         </w:rPr>
-        <w:t>int</w:t>
+        <w:t>set</w:t>
       </w:r>
       <w:r>
         <w:rPr>
@@ -15704,10 +15574,15 @@
           <w:szCs w:val="19"/>
           <w:lang w:val="en-US"/>
         </w:rPr>
-        <w:t xml:space="preserve"> </w:t>
-      </w:r>
-      <w:proofErr w:type="spellStart"/>
-      <w:r>
+        <w:t>; }</w:t>
+      </w:r>
+    </w:p>
+    <w:p>
+      <w:pPr>
+        <w:autoSpaceDE w:val="0"/>
+        <w:autoSpaceDN w:val="0"/>
+        <w:adjustRightInd w:val="0"/>
+        <w:spacing w:after="0" w:line="240" w:lineRule="auto"/>
         <w:rPr>
           <w:rFonts w:ascii="Consolas" w:hAnsi="Consolas" w:cs="Consolas"/>
           <w:color w:val="000000"/>
@@ -15715,9 +15590,7 @@
           <w:szCs w:val="19"/>
           <w:lang w:val="en-US"/>
         </w:rPr>
-        <w:t>NumOfAuditorium</w:t>
-      </w:r>
-      <w:proofErr w:type="spellEnd"/>
+      </w:pPr>
       <w:r>
         <w:rPr>
           <w:rFonts w:ascii="Consolas" w:hAnsi="Consolas" w:cs="Consolas"/>
@@ -15726,9 +15599,18 @@
           <w:szCs w:val="19"/>
           <w:lang w:val="en-US"/>
         </w:rPr>
-        <w:t xml:space="preserve"> </w:t>
-      </w:r>
-      <w:proofErr w:type="gramStart"/>
+        <w:t xml:space="preserve">        </w:t>
+      </w:r>
+      <w:r>
+        <w:rPr>
+          <w:rFonts w:ascii="Consolas" w:hAnsi="Consolas" w:cs="Consolas"/>
+          <w:color w:val="0000FF"/>
+          <w:sz w:val="19"/>
+          <w:szCs w:val="19"/>
+          <w:lang w:val="en-US"/>
+        </w:rPr>
+        <w:t>public</w:t>
+      </w:r>
       <w:r>
         <w:rPr>
           <w:rFonts w:ascii="Consolas" w:hAnsi="Consolas" w:cs="Consolas"/>
@@ -15737,7 +15619,7 @@
           <w:szCs w:val="19"/>
           <w:lang w:val="en-US"/>
         </w:rPr>
-        <w:t xml:space="preserve">{ </w:t>
+        <w:t xml:space="preserve"> </w:t>
       </w:r>
       <w:r>
         <w:rPr>
@@ -15747,9 +15629,8 @@
           <w:szCs w:val="19"/>
           <w:lang w:val="en-US"/>
         </w:rPr>
-        <w:t>get</w:t>
-      </w:r>
-      <w:proofErr w:type="gramEnd"/>
+        <w:t>int</w:t>
+      </w:r>
       <w:r>
         <w:rPr>
           <w:rFonts w:ascii="Consolas" w:hAnsi="Consolas" w:cs="Consolas"/>
@@ -15758,7 +15639,18 @@
           <w:szCs w:val="19"/>
           <w:lang w:val="en-US"/>
         </w:rPr>
-        <w:t xml:space="preserve">; </w:t>
+        <w:t xml:space="preserve"> TypeOfAuditorium </w:t>
+      </w:r>
+      <w:proofErr w:type="gramStart"/>
+      <w:r>
+        <w:rPr>
+          <w:rFonts w:ascii="Consolas" w:hAnsi="Consolas" w:cs="Consolas"/>
+          <w:color w:val="000000"/>
+          <w:sz w:val="19"/>
+          <w:szCs w:val="19"/>
+          <w:lang w:val="en-US"/>
+        </w:rPr>
+        <w:t xml:space="preserve">{ </w:t>
       </w:r>
       <w:r>
         <w:rPr>
@@ -15768,8 +15660,9 @@
           <w:szCs w:val="19"/>
           <w:lang w:val="en-US"/>
         </w:rPr>
-        <w:t>set</w:t>
-      </w:r>
+        <w:t>get</w:t>
+      </w:r>
+      <w:proofErr w:type="gramEnd"/>
       <w:r>
         <w:rPr>
           <w:rFonts w:ascii="Consolas" w:hAnsi="Consolas" w:cs="Consolas"/>
@@ -15778,15 +15671,19 @@
           <w:szCs w:val="19"/>
           <w:lang w:val="en-US"/>
         </w:rPr>
-        <w:t>; }</w:t>
-      </w:r>
-    </w:p>
-    <w:p>
-      <w:pPr>
-        <w:autoSpaceDE w:val="0"/>
-        <w:autoSpaceDN w:val="0"/>
-        <w:adjustRightInd w:val="0"/>
-        <w:spacing w:after="0" w:line="240" w:lineRule="auto"/>
+        <w:t xml:space="preserve">; </w:t>
+      </w:r>
+      <w:r>
+        <w:rPr>
+          <w:rFonts w:ascii="Consolas" w:hAnsi="Consolas" w:cs="Consolas"/>
+          <w:color w:val="0000FF"/>
+          <w:sz w:val="19"/>
+          <w:szCs w:val="19"/>
+          <w:lang w:val="en-US"/>
+        </w:rPr>
+        <w:t>set</w:t>
+      </w:r>
+      <w:r>
         <w:rPr>
           <w:rFonts w:ascii="Consolas" w:hAnsi="Consolas" w:cs="Consolas"/>
           <w:color w:val="000000"/>
@@ -15794,6 +15691,21 @@
           <w:szCs w:val="19"/>
           <w:lang w:val="en-US"/>
         </w:rPr>
+        <w:t>; }</w:t>
+      </w:r>
+    </w:p>
+    <w:p>
+      <w:pPr>
+        <w:autoSpaceDE w:val="0"/>
+        <w:autoSpaceDN w:val="0"/>
+        <w:adjustRightInd w:val="0"/>
+        <w:spacing w:after="0" w:line="240" w:lineRule="auto"/>
+        <w:rPr>
+          <w:rFonts w:ascii="Consolas" w:hAnsi="Consolas" w:cs="Consolas"/>
+          <w:color w:val="000000"/>
+          <w:sz w:val="19"/>
+          <w:szCs w:val="19"/>
+        </w:rPr>
       </w:pPr>
       <w:r>
         <w:rPr>
@@ -15811,7 +15723,6 @@
           <w:color w:val="0000FF"/>
           <w:sz w:val="19"/>
           <w:szCs w:val="19"/>
-          <w:lang w:val="en-US"/>
         </w:rPr>
         <w:t>public</w:t>
       </w:r>
@@ -15821,474 +15732,8 @@
           <w:color w:val="000000"/>
           <w:sz w:val="19"/>
           <w:szCs w:val="19"/>
-          <w:lang w:val="en-US"/>
-        </w:rPr>
-        <w:t xml:space="preserve"> </w:t>
-      </w:r>
-      <w:r>
-        <w:rPr>
-          <w:rFonts w:ascii="Consolas" w:hAnsi="Consolas" w:cs="Consolas"/>
-          <w:color w:val="0000FF"/>
-          <w:sz w:val="19"/>
-          <w:szCs w:val="19"/>
-          <w:lang w:val="en-US"/>
-        </w:rPr>
-        <w:t>string</w:t>
-      </w:r>
-      <w:r>
-        <w:rPr>
-          <w:rFonts w:ascii="Consolas" w:hAnsi="Consolas" w:cs="Consolas"/>
-          <w:color w:val="000000"/>
-          <w:sz w:val="19"/>
-          <w:szCs w:val="19"/>
-          <w:lang w:val="en-US"/>
-        </w:rPr>
-        <w:t xml:space="preserve"> </w:t>
-      </w:r>
-      <w:proofErr w:type="spellStart"/>
-      <w:r>
-        <w:rPr>
-          <w:rFonts w:ascii="Consolas" w:hAnsi="Consolas" w:cs="Consolas"/>
-          <w:color w:val="000000"/>
-          <w:sz w:val="19"/>
-          <w:szCs w:val="19"/>
-          <w:lang w:val="en-US"/>
-        </w:rPr>
-        <w:t>LetterOfAuditorium</w:t>
-      </w:r>
-      <w:proofErr w:type="spellEnd"/>
-      <w:r>
-        <w:rPr>
-          <w:rFonts w:ascii="Consolas" w:hAnsi="Consolas" w:cs="Consolas"/>
-          <w:color w:val="000000"/>
-          <w:sz w:val="19"/>
-          <w:szCs w:val="19"/>
-          <w:lang w:val="en-US"/>
-        </w:rPr>
-        <w:t xml:space="preserve"> </w:t>
-      </w:r>
-      <w:proofErr w:type="gramStart"/>
-      <w:r>
-        <w:rPr>
-          <w:rFonts w:ascii="Consolas" w:hAnsi="Consolas" w:cs="Consolas"/>
-          <w:color w:val="000000"/>
-          <w:sz w:val="19"/>
-          <w:szCs w:val="19"/>
-          <w:lang w:val="en-US"/>
-        </w:rPr>
-        <w:t xml:space="preserve">{ </w:t>
-      </w:r>
-      <w:r>
-        <w:rPr>
-          <w:rFonts w:ascii="Consolas" w:hAnsi="Consolas" w:cs="Consolas"/>
-          <w:color w:val="0000FF"/>
-          <w:sz w:val="19"/>
-          <w:szCs w:val="19"/>
-          <w:lang w:val="en-US"/>
-        </w:rPr>
-        <w:t>get</w:t>
-      </w:r>
-      <w:proofErr w:type="gramEnd"/>
-      <w:r>
-        <w:rPr>
-          <w:rFonts w:ascii="Consolas" w:hAnsi="Consolas" w:cs="Consolas"/>
-          <w:color w:val="000000"/>
-          <w:sz w:val="19"/>
-          <w:szCs w:val="19"/>
-          <w:lang w:val="en-US"/>
-        </w:rPr>
-        <w:t xml:space="preserve">; </w:t>
-      </w:r>
-      <w:r>
-        <w:rPr>
-          <w:rFonts w:ascii="Consolas" w:hAnsi="Consolas" w:cs="Consolas"/>
-          <w:color w:val="0000FF"/>
-          <w:sz w:val="19"/>
-          <w:szCs w:val="19"/>
-          <w:lang w:val="en-US"/>
-        </w:rPr>
-        <w:t>set</w:t>
-      </w:r>
-      <w:r>
-        <w:rPr>
-          <w:rFonts w:ascii="Consolas" w:hAnsi="Consolas" w:cs="Consolas"/>
-          <w:color w:val="000000"/>
-          <w:sz w:val="19"/>
-          <w:szCs w:val="19"/>
-          <w:lang w:val="en-US"/>
-        </w:rPr>
-        <w:t>; }</w:t>
-      </w:r>
-    </w:p>
-    <w:p>
-      <w:pPr>
-        <w:autoSpaceDE w:val="0"/>
-        <w:autoSpaceDN w:val="0"/>
-        <w:adjustRightInd w:val="0"/>
-        <w:spacing w:after="0" w:line="240" w:lineRule="auto"/>
-        <w:rPr>
-          <w:rFonts w:ascii="Consolas" w:hAnsi="Consolas" w:cs="Consolas"/>
-          <w:color w:val="000000"/>
-          <w:sz w:val="19"/>
-          <w:szCs w:val="19"/>
-          <w:lang w:val="en-US"/>
-        </w:rPr>
-      </w:pPr>
-      <w:r>
-        <w:rPr>
-          <w:rFonts w:ascii="Consolas" w:hAnsi="Consolas" w:cs="Consolas"/>
-          <w:color w:val="000000"/>
-          <w:sz w:val="19"/>
-          <w:szCs w:val="19"/>
-          <w:lang w:val="en-US"/>
-        </w:rPr>
-        <w:t xml:space="preserve">        </w:t>
-      </w:r>
-      <w:r>
-        <w:rPr>
-          <w:rFonts w:ascii="Consolas" w:hAnsi="Consolas" w:cs="Consolas"/>
-          <w:color w:val="0000FF"/>
-          <w:sz w:val="19"/>
-          <w:szCs w:val="19"/>
-          <w:lang w:val="en-US"/>
-        </w:rPr>
-        <w:t>public</w:t>
-      </w:r>
-      <w:r>
-        <w:rPr>
-          <w:rFonts w:ascii="Consolas" w:hAnsi="Consolas" w:cs="Consolas"/>
-          <w:color w:val="000000"/>
-          <w:sz w:val="19"/>
-          <w:szCs w:val="19"/>
-          <w:lang w:val="en-US"/>
-        </w:rPr>
-        <w:t xml:space="preserve"> </w:t>
-      </w:r>
-      <w:r>
-        <w:rPr>
-          <w:rFonts w:ascii="Consolas" w:hAnsi="Consolas" w:cs="Consolas"/>
-          <w:color w:val="0000FF"/>
-          <w:sz w:val="19"/>
-          <w:szCs w:val="19"/>
-          <w:lang w:val="en-US"/>
-        </w:rPr>
-        <w:t>int</w:t>
-      </w:r>
-      <w:r>
-        <w:rPr>
-          <w:rFonts w:ascii="Consolas" w:hAnsi="Consolas" w:cs="Consolas"/>
-          <w:color w:val="000000"/>
-          <w:sz w:val="19"/>
-          <w:szCs w:val="19"/>
-          <w:lang w:val="en-US"/>
-        </w:rPr>
-        <w:t xml:space="preserve"> </w:t>
-      </w:r>
-      <w:r>
-        <w:rPr>
-          <w:rFonts w:ascii="Consolas" w:hAnsi="Consolas" w:cs="Consolas"/>
-          <w:color w:val="000000"/>
-          <w:sz w:val="19"/>
-          <w:szCs w:val="19"/>
-        </w:rPr>
-        <w:t>С</w:t>
-      </w:r>
-      <w:proofErr w:type="spellStart"/>
-      <w:r>
-        <w:rPr>
-          <w:rFonts w:ascii="Consolas" w:hAnsi="Consolas" w:cs="Consolas"/>
-          <w:color w:val="000000"/>
-          <w:sz w:val="19"/>
-          <w:szCs w:val="19"/>
-          <w:lang w:val="en-US"/>
-        </w:rPr>
-        <w:t>apacity</w:t>
-      </w:r>
-      <w:proofErr w:type="spellEnd"/>
-      <w:r>
-        <w:rPr>
-          <w:rFonts w:ascii="Consolas" w:hAnsi="Consolas" w:cs="Consolas"/>
-          <w:color w:val="000000"/>
-          <w:sz w:val="19"/>
-          <w:szCs w:val="19"/>
-          <w:lang w:val="en-US"/>
-        </w:rPr>
-        <w:t xml:space="preserve"> </w:t>
-      </w:r>
-      <w:proofErr w:type="gramStart"/>
-      <w:r>
-        <w:rPr>
-          <w:rFonts w:ascii="Consolas" w:hAnsi="Consolas" w:cs="Consolas"/>
-          <w:color w:val="000000"/>
-          <w:sz w:val="19"/>
-          <w:szCs w:val="19"/>
-          <w:lang w:val="en-US"/>
-        </w:rPr>
-        <w:t xml:space="preserve">{ </w:t>
-      </w:r>
-      <w:r>
-        <w:rPr>
-          <w:rFonts w:ascii="Consolas" w:hAnsi="Consolas" w:cs="Consolas"/>
-          <w:color w:val="0000FF"/>
-          <w:sz w:val="19"/>
-          <w:szCs w:val="19"/>
-          <w:lang w:val="en-US"/>
-        </w:rPr>
-        <w:t>get</w:t>
-      </w:r>
-      <w:proofErr w:type="gramEnd"/>
-      <w:r>
-        <w:rPr>
-          <w:rFonts w:ascii="Consolas" w:hAnsi="Consolas" w:cs="Consolas"/>
-          <w:color w:val="000000"/>
-          <w:sz w:val="19"/>
-          <w:szCs w:val="19"/>
-          <w:lang w:val="en-US"/>
-        </w:rPr>
-        <w:t xml:space="preserve">; </w:t>
-      </w:r>
-      <w:r>
-        <w:rPr>
-          <w:rFonts w:ascii="Consolas" w:hAnsi="Consolas" w:cs="Consolas"/>
-          <w:color w:val="0000FF"/>
-          <w:sz w:val="19"/>
-          <w:szCs w:val="19"/>
-          <w:lang w:val="en-US"/>
-        </w:rPr>
-        <w:t>set</w:t>
-      </w:r>
-      <w:r>
-        <w:rPr>
-          <w:rFonts w:ascii="Consolas" w:hAnsi="Consolas" w:cs="Consolas"/>
-          <w:color w:val="000000"/>
-          <w:sz w:val="19"/>
-          <w:szCs w:val="19"/>
-          <w:lang w:val="en-US"/>
-        </w:rPr>
-        <w:t>; }</w:t>
-      </w:r>
-    </w:p>
-    <w:p>
-      <w:pPr>
-        <w:autoSpaceDE w:val="0"/>
-        <w:autoSpaceDN w:val="0"/>
-        <w:adjustRightInd w:val="0"/>
-        <w:spacing w:after="0" w:line="240" w:lineRule="auto"/>
-        <w:rPr>
-          <w:rFonts w:ascii="Consolas" w:hAnsi="Consolas" w:cs="Consolas"/>
-          <w:color w:val="000000"/>
-          <w:sz w:val="19"/>
-          <w:szCs w:val="19"/>
-          <w:lang w:val="en-US"/>
-        </w:rPr>
-      </w:pPr>
-      <w:r>
-        <w:rPr>
-          <w:rFonts w:ascii="Consolas" w:hAnsi="Consolas" w:cs="Consolas"/>
-          <w:color w:val="000000"/>
-          <w:sz w:val="19"/>
-          <w:szCs w:val="19"/>
-          <w:lang w:val="en-US"/>
-        </w:rPr>
-        <w:t xml:space="preserve">        </w:t>
-      </w:r>
-      <w:r>
-        <w:rPr>
-          <w:rFonts w:ascii="Consolas" w:hAnsi="Consolas" w:cs="Consolas"/>
-          <w:color w:val="0000FF"/>
-          <w:sz w:val="19"/>
-          <w:szCs w:val="19"/>
-          <w:lang w:val="en-US"/>
-        </w:rPr>
-        <w:t>public</w:t>
-      </w:r>
-      <w:r>
-        <w:rPr>
-          <w:rFonts w:ascii="Consolas" w:hAnsi="Consolas" w:cs="Consolas"/>
-          <w:color w:val="000000"/>
-          <w:sz w:val="19"/>
-          <w:szCs w:val="19"/>
-          <w:lang w:val="en-US"/>
-        </w:rPr>
-        <w:t xml:space="preserve"> </w:t>
-      </w:r>
-      <w:r>
-        <w:rPr>
-          <w:rFonts w:ascii="Consolas" w:hAnsi="Consolas" w:cs="Consolas"/>
-          <w:color w:val="0000FF"/>
-          <w:sz w:val="19"/>
-          <w:szCs w:val="19"/>
-          <w:lang w:val="en-US"/>
-        </w:rPr>
-        <w:t>int</w:t>
-      </w:r>
-      <w:r>
-        <w:rPr>
-          <w:rFonts w:ascii="Consolas" w:hAnsi="Consolas" w:cs="Consolas"/>
-          <w:color w:val="000000"/>
-          <w:sz w:val="19"/>
-          <w:szCs w:val="19"/>
-          <w:lang w:val="en-US"/>
-        </w:rPr>
-        <w:t xml:space="preserve"> </w:t>
-      </w:r>
-      <w:proofErr w:type="spellStart"/>
-      <w:r>
-        <w:rPr>
-          <w:rFonts w:ascii="Consolas" w:hAnsi="Consolas" w:cs="Consolas"/>
-          <w:color w:val="000000"/>
-          <w:sz w:val="19"/>
-          <w:szCs w:val="19"/>
-          <w:lang w:val="en-US"/>
-        </w:rPr>
-        <w:t>TypeOfAuditorium</w:t>
-      </w:r>
-      <w:proofErr w:type="spellEnd"/>
-      <w:r>
-        <w:rPr>
-          <w:rFonts w:ascii="Consolas" w:hAnsi="Consolas" w:cs="Consolas"/>
-          <w:color w:val="000000"/>
-          <w:sz w:val="19"/>
-          <w:szCs w:val="19"/>
-          <w:lang w:val="en-US"/>
-        </w:rPr>
-        <w:t xml:space="preserve"> </w:t>
-      </w:r>
-      <w:proofErr w:type="gramStart"/>
-      <w:r>
-        <w:rPr>
-          <w:rFonts w:ascii="Consolas" w:hAnsi="Consolas" w:cs="Consolas"/>
-          <w:color w:val="000000"/>
-          <w:sz w:val="19"/>
-          <w:szCs w:val="19"/>
-          <w:lang w:val="en-US"/>
-        </w:rPr>
-        <w:t xml:space="preserve">{ </w:t>
-      </w:r>
-      <w:r>
-        <w:rPr>
-          <w:rFonts w:ascii="Consolas" w:hAnsi="Consolas" w:cs="Consolas"/>
-          <w:color w:val="0000FF"/>
-          <w:sz w:val="19"/>
-          <w:szCs w:val="19"/>
-          <w:lang w:val="en-US"/>
-        </w:rPr>
-        <w:t>get</w:t>
-      </w:r>
-      <w:proofErr w:type="gramEnd"/>
-      <w:r>
-        <w:rPr>
-          <w:rFonts w:ascii="Consolas" w:hAnsi="Consolas" w:cs="Consolas"/>
-          <w:color w:val="000000"/>
-          <w:sz w:val="19"/>
-          <w:szCs w:val="19"/>
-          <w:lang w:val="en-US"/>
-        </w:rPr>
-        <w:t xml:space="preserve">; </w:t>
-      </w:r>
-      <w:r>
-        <w:rPr>
-          <w:rFonts w:ascii="Consolas" w:hAnsi="Consolas" w:cs="Consolas"/>
-          <w:color w:val="0000FF"/>
-          <w:sz w:val="19"/>
-          <w:szCs w:val="19"/>
-          <w:lang w:val="en-US"/>
-        </w:rPr>
-        <w:t>set</w:t>
-      </w:r>
-      <w:r>
-        <w:rPr>
-          <w:rFonts w:ascii="Consolas" w:hAnsi="Consolas" w:cs="Consolas"/>
-          <w:color w:val="000000"/>
-          <w:sz w:val="19"/>
-          <w:szCs w:val="19"/>
-          <w:lang w:val="en-US"/>
-        </w:rPr>
-        <w:t>; }</w:t>
-      </w:r>
-    </w:p>
-    <w:p>
-      <w:pPr>
-        <w:autoSpaceDE w:val="0"/>
-        <w:autoSpaceDN w:val="0"/>
-        <w:adjustRightInd w:val="0"/>
-        <w:spacing w:after="0" w:line="240" w:lineRule="auto"/>
-        <w:rPr>
-          <w:rFonts w:ascii="Consolas" w:hAnsi="Consolas" w:cs="Consolas"/>
-          <w:color w:val="000000"/>
-          <w:sz w:val="19"/>
-          <w:szCs w:val="19"/>
-        </w:rPr>
-      </w:pPr>
-      <w:r>
-        <w:rPr>
-          <w:rFonts w:ascii="Consolas" w:hAnsi="Consolas" w:cs="Consolas"/>
-          <w:color w:val="000000"/>
-          <w:sz w:val="19"/>
-          <w:szCs w:val="19"/>
-          <w:lang w:val="en-US"/>
-        </w:rPr>
-        <w:t xml:space="preserve">        </w:t>
-      </w:r>
-      <w:proofErr w:type="spellStart"/>
-      <w:r>
-        <w:rPr>
-          <w:rFonts w:ascii="Consolas" w:hAnsi="Consolas" w:cs="Consolas"/>
-          <w:color w:val="0000FF"/>
-          <w:sz w:val="19"/>
-          <w:szCs w:val="19"/>
-        </w:rPr>
-        <w:t>public</w:t>
-      </w:r>
-      <w:proofErr w:type="spellEnd"/>
-      <w:r>
-        <w:rPr>
-          <w:rFonts w:ascii="Consolas" w:hAnsi="Consolas" w:cs="Consolas"/>
-          <w:color w:val="000000"/>
-          <w:sz w:val="19"/>
-          <w:szCs w:val="19"/>
-        </w:rPr>
-        <w:t xml:space="preserve"> </w:t>
-      </w:r>
-      <w:proofErr w:type="spellStart"/>
-      <w:r>
-        <w:rPr>
-          <w:rFonts w:ascii="Consolas" w:hAnsi="Consolas" w:cs="Consolas"/>
-          <w:color w:val="000000"/>
-          <w:sz w:val="19"/>
-          <w:szCs w:val="19"/>
-        </w:rPr>
-        <w:t>SchoolWeek</w:t>
-      </w:r>
-      <w:proofErr w:type="spellEnd"/>
-      <w:r>
-        <w:rPr>
-          <w:rFonts w:ascii="Consolas" w:hAnsi="Consolas" w:cs="Consolas"/>
-          <w:color w:val="000000"/>
-          <w:sz w:val="19"/>
-          <w:szCs w:val="19"/>
-        </w:rPr>
-        <w:t xml:space="preserve"> </w:t>
-      </w:r>
-      <w:proofErr w:type="spellStart"/>
-      <w:r>
-        <w:rPr>
-          <w:rFonts w:ascii="Consolas" w:hAnsi="Consolas" w:cs="Consolas"/>
-          <w:color w:val="000000"/>
-          <w:sz w:val="19"/>
-          <w:szCs w:val="19"/>
-        </w:rPr>
-        <w:t>Week</w:t>
-      </w:r>
-      <w:proofErr w:type="spellEnd"/>
-      <w:r>
-        <w:rPr>
-          <w:rFonts w:ascii="Consolas" w:hAnsi="Consolas" w:cs="Consolas"/>
-          <w:color w:val="000000"/>
-          <w:sz w:val="19"/>
-          <w:szCs w:val="19"/>
-        </w:rPr>
-        <w:t xml:space="preserve">; </w:t>
+        </w:rPr>
+        <w:t xml:space="preserve"> SchoolWeek Week; </w:t>
       </w:r>
       <w:r>
         <w:rPr>
@@ -16429,7 +15874,7 @@
 </file>
 
 <file path=word/endnotes.xml><?xml version="1.0" encoding="utf-8"?>
-<w:endnotes xmlns:wpc="http://schemas.microsoft.com/office/word/2010/wordprocessingCanvas" xmlns:cx="http://schemas.microsoft.com/office/drawing/2014/chartex" xmlns:cx1="http://schemas.microsoft.com/office/drawing/2015/9/8/chartex" xmlns:cx2="http://schemas.microsoft.com/office/drawing/2015/10/21/chartex" xmlns:cx3="http://schemas.microsoft.com/office/drawing/2016/5/9/chartex" xmlns:cx4="http://schemas.microsoft.com/office/drawing/2016/5/10/chartex" xmlns:cx5="http://schemas.microsoft.com/office/drawing/2016/5/11/chartex" xmlns:cx6="http://schemas.microsoft.com/office/drawing/2016/5/12/chartex" xmlns:cx7="http://schemas.microsoft.com/office/drawing/2016/5/13/chartex" xmlns:cx8="http://schemas.microsoft.com/office/drawing/2016/5/14/chartex" xmlns:mc="http://schemas.openxmlformats.org/markup-compatibility/2006" xmlns:aink="http://schemas.microsoft.com/office/drawing/2016/ink" xmlns:am3d="http://schemas.microsoft.com/office/drawing/2017/model3d" xmlns:o="urn:schemas-microsoft-com:office:office" xmlns:r="http://schemas.openxmlformats.org/officeDocument/2006/relationships" xmlns:m="http://schemas.openxmlformats.org/officeDocument/2006/math" xmlns:v="urn:schemas-microsoft-com:vml" xmlns:wp14="http://schemas.microsoft.com/office/word/2010/wordprocessingDrawing" xmlns:wp="http://schemas.openxmlformats.org/drawingml/2006/wordprocessingDrawing" xmlns:w10="urn:schemas-microsoft-com:office:word" xmlns:w="http://schemas.openxmlformats.org/wordprocessingml/2006/main" xmlns:w14="http://schemas.microsoft.com/office/word/2010/wordml" xmlns:w15="http://schemas.microsoft.com/office/word/2012/wordml" xmlns:w16cex="http://schemas.microsoft.com/office/word/2018/wordml/cex" xmlns:w16cid="http://schemas.microsoft.com/office/word/2016/wordml/cid" xmlns:w16="http://schemas.microsoft.com/office/word/2018/wordml" xmlns:w16se="http://schemas.microsoft.com/office/word/2015/wordml/symex" xmlns:wpg="http://schemas.microsoft.com/office/word/2010/wordprocessingGroup" xmlns:wpi="http://schemas.microsoft.com/office/word/2010/wordprocessingInk" xmlns:wne="http://schemas.microsoft.com/office/word/2006/wordml" xmlns:wps="http://schemas.microsoft.com/office/word/2010/wordprocessingShape" mc:Ignorable="w14 w15 w16se w16cid w16 w16cex wp14">
+<w:endnotes xmlns:wpc="http://schemas.microsoft.com/office/word/2010/wordprocessingCanvas" xmlns:cx="http://schemas.microsoft.com/office/drawing/2014/chartex" xmlns:cx1="http://schemas.microsoft.com/office/drawing/2015/9/8/chartex" xmlns:cx2="http://schemas.microsoft.com/office/drawing/2015/10/21/chartex" xmlns:cx3="http://schemas.microsoft.com/office/drawing/2016/5/9/chartex" xmlns:cx4="http://schemas.microsoft.com/office/drawing/2016/5/10/chartex" xmlns:cx5="http://schemas.microsoft.com/office/drawing/2016/5/11/chartex" xmlns:cx6="http://schemas.microsoft.com/office/drawing/2016/5/12/chartex" xmlns:cx7="http://schemas.microsoft.com/office/drawing/2016/5/13/chartex" xmlns:cx8="http://schemas.microsoft.com/office/drawing/2016/5/14/chartex" xmlns:mc="http://schemas.openxmlformats.org/markup-compatibility/2006" xmlns:aink="http://schemas.microsoft.com/office/drawing/2016/ink" xmlns:am3d="http://schemas.microsoft.com/office/drawing/2017/model3d" xmlns:o="urn:schemas-microsoft-com:office:office" xmlns:oel="http://schemas.microsoft.com/office/2019/extlst" xmlns:r="http://schemas.openxmlformats.org/officeDocument/2006/relationships" xmlns:m="http://schemas.openxmlformats.org/officeDocument/2006/math" xmlns:v="urn:schemas-microsoft-com:vml" xmlns:wp14="http://schemas.microsoft.com/office/word/2010/wordprocessingDrawing" xmlns:wp="http://schemas.openxmlformats.org/drawingml/2006/wordprocessingDrawing" xmlns:w10="urn:schemas-microsoft-com:office:word" xmlns:w="http://schemas.openxmlformats.org/wordprocessingml/2006/main" xmlns:w14="http://schemas.microsoft.com/office/word/2010/wordml" xmlns:w15="http://schemas.microsoft.com/office/word/2012/wordml" xmlns:w16cex="http://schemas.microsoft.com/office/word/2018/wordml/cex" xmlns:w16cid="http://schemas.microsoft.com/office/word/2016/wordml/cid" xmlns:w16="http://schemas.microsoft.com/office/word/2018/wordml" xmlns:w16du="http://schemas.microsoft.com/office/word/2023/wordml/word16du" xmlns:w16sdtdh="http://schemas.microsoft.com/office/word/2020/wordml/sdtdatahash" xmlns:w16sdtfl="http://schemas.microsoft.com/office/word/2024/wordml/sdtformatlock" xmlns:w16se="http://schemas.microsoft.com/office/word/2015/wordml/symex" xmlns:wpg="http://schemas.microsoft.com/office/word/2010/wordprocessingGroup" xmlns:wpi="http://schemas.microsoft.com/office/word/2010/wordprocessingInk" xmlns:wne="http://schemas.microsoft.com/office/word/2006/wordml" xmlns:wps="http://schemas.microsoft.com/office/word/2010/wordprocessingShape" mc:Ignorable="w14 w15 w16se w16cid w16 w16cex w16sdtdh w16sdtfl w16du wp14">
   <w:endnote w:type="separator" w:id="-1">
     <w:p>
       <w:pPr>
@@ -16454,7 +15899,7 @@
 </file>
 
 <file path=word/footnotes.xml><?xml version="1.0" encoding="utf-8"?>
-<w:footnotes xmlns:wpc="http://schemas.microsoft.com/office/word/2010/wordprocessingCanvas" xmlns:cx="http://schemas.microsoft.com/office/drawing/2014/chartex" xmlns:cx1="http://schemas.microsoft.com/office/drawing/2015/9/8/chartex" xmlns:cx2="http://schemas.microsoft.com/office/drawing/2015/10/21/chartex" xmlns:cx3="http://schemas.microsoft.com/office/drawing/2016/5/9/chartex" xmlns:cx4="http://schemas.microsoft.com/office/drawing/2016/5/10/chartex" xmlns:cx5="http://schemas.microsoft.com/office/drawing/2016/5/11/chartex" xmlns:cx6="http://schemas.microsoft.com/office/drawing/2016/5/12/chartex" xmlns:cx7="http://schemas.microsoft.com/office/drawing/2016/5/13/chartex" xmlns:cx8="http://schemas.microsoft.com/office/drawing/2016/5/14/chartex" xmlns:mc="http://schemas.openxmlformats.org/markup-compatibility/2006" xmlns:aink="http://schemas.microsoft.com/office/drawing/2016/ink" xmlns:am3d="http://schemas.microsoft.com/office/drawing/2017/model3d" xmlns:o="urn:schemas-microsoft-com:office:office" xmlns:r="http://schemas.openxmlformats.org/officeDocument/2006/relationships" xmlns:m="http://schemas.openxmlformats.org/officeDocument/2006/math" xmlns:v="urn:schemas-microsoft-com:vml" xmlns:wp14="http://schemas.microsoft.com/office/word/2010/wordprocessingDrawing" xmlns:wp="http://schemas.openxmlformats.org/drawingml/2006/wordprocessingDrawing" xmlns:w10="urn:schemas-microsoft-com:office:word" xmlns:w="http://schemas.openxmlformats.org/wordprocessingml/2006/main" xmlns:w14="http://schemas.microsoft.com/office/word/2010/wordml" xmlns:w15="http://schemas.microsoft.com/office/word/2012/wordml" xmlns:w16cex="http://schemas.microsoft.com/office/word/2018/wordml/cex" xmlns:w16cid="http://schemas.microsoft.com/office/word/2016/wordml/cid" xmlns:w16="http://schemas.microsoft.com/office/word/2018/wordml" xmlns:w16se="http://schemas.microsoft.com/office/word/2015/wordml/symex" xmlns:wpg="http://schemas.microsoft.com/office/word/2010/wordprocessingGroup" xmlns:wpi="http://schemas.microsoft.com/office/word/2010/wordprocessingInk" xmlns:wne="http://schemas.microsoft.com/office/word/2006/wordml" xmlns:wps="http://schemas.microsoft.com/office/word/2010/wordprocessingShape" mc:Ignorable="w14 w15 w16se w16cid w16 w16cex wp14">
+<w:footnotes xmlns:wpc="http://schemas.microsoft.com/office/word/2010/wordprocessingCanvas" xmlns:cx="http://schemas.microsoft.com/office/drawing/2014/chartex" xmlns:cx1="http://schemas.microsoft.com/office/drawing/2015/9/8/chartex" xmlns:cx2="http://schemas.microsoft.com/office/drawing/2015/10/21/chartex" xmlns:cx3="http://schemas.microsoft.com/office/drawing/2016/5/9/chartex" xmlns:cx4="http://schemas.microsoft.com/office/drawing/2016/5/10/chartex" xmlns:cx5="http://schemas.microsoft.com/office/drawing/2016/5/11/chartex" xmlns:cx6="http://schemas.microsoft.com/office/drawing/2016/5/12/chartex" xmlns:cx7="http://schemas.microsoft.com/office/drawing/2016/5/13/chartex" xmlns:cx8="http://schemas.microsoft.com/office/drawing/2016/5/14/chartex" xmlns:mc="http://schemas.openxmlformats.org/markup-compatibility/2006" xmlns:aink="http://schemas.microsoft.com/office/drawing/2016/ink" xmlns:am3d="http://schemas.microsoft.com/office/drawing/2017/model3d" xmlns:o="urn:schemas-microsoft-com:office:office" xmlns:oel="http://schemas.microsoft.com/office/2019/extlst" xmlns:r="http://schemas.openxmlformats.org/officeDocument/2006/relationships" xmlns:m="http://schemas.openxmlformats.org/officeDocument/2006/math" xmlns:v="urn:schemas-microsoft-com:vml" xmlns:wp14="http://schemas.microsoft.com/office/word/2010/wordprocessingDrawing" xmlns:wp="http://schemas.openxmlformats.org/drawingml/2006/wordprocessingDrawing" xmlns:w10="urn:schemas-microsoft-com:office:word" xmlns:w="http://schemas.openxmlformats.org/wordprocessingml/2006/main" xmlns:w14="http://schemas.microsoft.com/office/word/2010/wordml" xmlns:w15="http://schemas.microsoft.com/office/word/2012/wordml" xmlns:w16cex="http://schemas.microsoft.com/office/word/2018/wordml/cex" xmlns:w16cid="http://schemas.microsoft.com/office/word/2016/wordml/cid" xmlns:w16="http://schemas.microsoft.com/office/word/2018/wordml" xmlns:w16du="http://schemas.microsoft.com/office/word/2023/wordml/word16du" xmlns:w16sdtdh="http://schemas.microsoft.com/office/word/2020/wordml/sdtdatahash" xmlns:w16sdtfl="http://schemas.microsoft.com/office/word/2024/wordml/sdtformatlock" xmlns:w16se="http://schemas.microsoft.com/office/word/2015/wordml/symex" xmlns:wpg="http://schemas.microsoft.com/office/word/2010/wordprocessingGroup" xmlns:wpi="http://schemas.microsoft.com/office/word/2010/wordprocessingInk" xmlns:wne="http://schemas.microsoft.com/office/word/2006/wordml" xmlns:wps="http://schemas.microsoft.com/office/word/2010/wordprocessingShape" mc:Ignorable="w14 w15 w16se w16cid w16 w16cex w16sdtdh w16sdtfl w16du wp14">
   <w:footnote w:type="separator" w:id="-1">
     <w:p>
       <w:pPr>
@@ -16479,7 +15924,7 @@
 </file>
 
 <file path=word/header1.xml><?xml version="1.0" encoding="utf-8"?>
-<w:hdr xmlns:wpc="http://schemas.microsoft.com/office/word/2010/wordprocessingCanvas" xmlns:cx="http://schemas.microsoft.com/office/drawing/2014/chartex" xmlns:cx1="http://schemas.microsoft.com/office/drawing/2015/9/8/chartex" xmlns:cx2="http://schemas.microsoft.com/office/drawing/2015/10/21/chartex" xmlns:cx3="http://schemas.microsoft.com/office/drawing/2016/5/9/chartex" xmlns:cx4="http://schemas.microsoft.com/office/drawing/2016/5/10/chartex" xmlns:cx5="http://schemas.microsoft.com/office/drawing/2016/5/11/chartex" xmlns:cx6="http://schemas.microsoft.com/office/drawing/2016/5/12/chartex" xmlns:cx7="http://schemas.microsoft.com/office/drawing/2016/5/13/chartex" xmlns:cx8="http://schemas.microsoft.com/office/drawing/2016/5/14/chartex" xmlns:mc="http://schemas.openxmlformats.org/markup-compatibility/2006" xmlns:aink="http://schemas.microsoft.com/office/drawing/2016/ink" xmlns:am3d="http://schemas.microsoft.com/office/drawing/2017/model3d" xmlns:o="urn:schemas-microsoft-com:office:office" xmlns:r="http://schemas.openxmlformats.org/officeDocument/2006/relationships" xmlns:m="http://schemas.openxmlformats.org/officeDocument/2006/math" xmlns:v="urn:schemas-microsoft-com:vml" xmlns:wp14="http://schemas.microsoft.com/office/word/2010/wordprocessingDrawing" xmlns:wp="http://schemas.openxmlformats.org/drawingml/2006/wordprocessingDrawing" xmlns:w10="urn:schemas-microsoft-com:office:word" xmlns:w="http://schemas.openxmlformats.org/wordprocessingml/2006/main" xmlns:w14="http://schemas.microsoft.com/office/word/2010/wordml" xmlns:w15="http://schemas.microsoft.com/office/word/2012/wordml" xmlns:w16cex="http://schemas.microsoft.com/office/word/2018/wordml/cex" xmlns:w16cid="http://schemas.microsoft.com/office/word/2016/wordml/cid" xmlns:w16="http://schemas.microsoft.com/office/word/2018/wordml" xmlns:w16se="http://schemas.microsoft.com/office/word/2015/wordml/symex" xmlns:wpg="http://schemas.microsoft.com/office/word/2010/wordprocessingGroup" xmlns:wpi="http://schemas.microsoft.com/office/word/2010/wordprocessingInk" xmlns:wne="http://schemas.microsoft.com/office/word/2006/wordml" xmlns:wps="http://schemas.microsoft.com/office/word/2010/wordprocessingShape" mc:Ignorable="w14 w15 w16se w16cid w16 w16cex wp14">
+<w:hdr xmlns:wpc="http://schemas.microsoft.com/office/word/2010/wordprocessingCanvas" xmlns:cx="http://schemas.microsoft.com/office/drawing/2014/chartex" xmlns:cx1="http://schemas.microsoft.com/office/drawing/2015/9/8/chartex" xmlns:cx2="http://schemas.microsoft.com/office/drawing/2015/10/21/chartex" xmlns:cx3="http://schemas.microsoft.com/office/drawing/2016/5/9/chartex" xmlns:cx4="http://schemas.microsoft.com/office/drawing/2016/5/10/chartex" xmlns:cx5="http://schemas.microsoft.com/office/drawing/2016/5/11/chartex" xmlns:cx6="http://schemas.microsoft.com/office/drawing/2016/5/12/chartex" xmlns:cx7="http://schemas.microsoft.com/office/drawing/2016/5/13/chartex" xmlns:cx8="http://schemas.microsoft.com/office/drawing/2016/5/14/chartex" xmlns:mc="http://schemas.openxmlformats.org/markup-compatibility/2006" xmlns:aink="http://schemas.microsoft.com/office/drawing/2016/ink" xmlns:am3d="http://schemas.microsoft.com/office/drawing/2017/model3d" xmlns:o="urn:schemas-microsoft-com:office:office" xmlns:oel="http://schemas.microsoft.com/office/2019/extlst" xmlns:r="http://schemas.openxmlformats.org/officeDocument/2006/relationships" xmlns:m="http://schemas.openxmlformats.org/officeDocument/2006/math" xmlns:v="urn:schemas-microsoft-com:vml" xmlns:wp14="http://schemas.microsoft.com/office/word/2010/wordprocessingDrawing" xmlns:wp="http://schemas.openxmlformats.org/drawingml/2006/wordprocessingDrawing" xmlns:w10="urn:schemas-microsoft-com:office:word" xmlns:w="http://schemas.openxmlformats.org/wordprocessingml/2006/main" xmlns:w14="http://schemas.microsoft.com/office/word/2010/wordml" xmlns:w15="http://schemas.microsoft.com/office/word/2012/wordml" xmlns:w16cex="http://schemas.microsoft.com/office/word/2018/wordml/cex" xmlns:w16cid="http://schemas.microsoft.com/office/word/2016/wordml/cid" xmlns:w16="http://schemas.microsoft.com/office/word/2018/wordml" xmlns:w16du="http://schemas.microsoft.com/office/word/2023/wordml/word16du" xmlns:w16sdtdh="http://schemas.microsoft.com/office/word/2020/wordml/sdtdatahash" xmlns:w16sdtfl="http://schemas.microsoft.com/office/word/2024/wordml/sdtformatlock" xmlns:w16se="http://schemas.microsoft.com/office/word/2015/wordml/symex" xmlns:wpg="http://schemas.microsoft.com/office/word/2010/wordprocessingGroup" xmlns:wpi="http://schemas.microsoft.com/office/word/2010/wordprocessingInk" xmlns:wne="http://schemas.microsoft.com/office/word/2006/wordml" xmlns:wps="http://schemas.microsoft.com/office/word/2010/wordprocessingShape" mc:Ignorable="w14 w15 w16se w16cid w16 w16cex w16sdtdh w16sdtfl w16du wp14">
   <w:sdt>
     <w:sdtPr>
       <w:id w:val="-1333606317"/>
@@ -16527,7 +15972,7 @@
 </file>
 
 <file path=word/numbering.xml><?xml version="1.0" encoding="utf-8"?>
-<w:numbering xmlns:wpc="http://schemas.microsoft.com/office/word/2010/wordprocessingCanvas" xmlns:cx="http://schemas.microsoft.com/office/drawing/2014/chartex" xmlns:cx1="http://schemas.microsoft.com/office/drawing/2015/9/8/chartex" xmlns:cx2="http://schemas.microsoft.com/office/drawing/2015/10/21/chartex" xmlns:cx3="http://schemas.microsoft.com/office/drawing/2016/5/9/chartex" xmlns:cx4="http://schemas.microsoft.com/office/drawing/2016/5/10/chartex" xmlns:cx5="http://schemas.microsoft.com/office/drawing/2016/5/11/chartex" xmlns:cx6="http://schemas.microsoft.com/office/drawing/2016/5/12/chartex" xmlns:cx7="http://schemas.microsoft.com/office/drawing/2016/5/13/chartex" xmlns:cx8="http://schemas.microsoft.com/office/drawing/2016/5/14/chartex" xmlns:mc="http://schemas.openxmlformats.org/markup-compatibility/2006" xmlns:aink="http://schemas.microsoft.com/office/drawing/2016/ink" xmlns:am3d="http://schemas.microsoft.com/office/drawing/2017/model3d" xmlns:o="urn:schemas-microsoft-com:office:office" xmlns:r="http://schemas.openxmlformats.org/officeDocument/2006/relationships" xmlns:m="http://schemas.openxmlformats.org/officeDocument/2006/math" xmlns:v="urn:schemas-microsoft-com:vml" xmlns:wp14="http://schemas.microsoft.com/office/word/2010/wordprocessingDrawing" xmlns:wp="http://schemas.openxmlformats.org/drawingml/2006/wordprocessingDrawing" xmlns:w10="urn:schemas-microsoft-com:office:word" xmlns:w="http://schemas.openxmlformats.org/wordprocessingml/2006/main" xmlns:w14="http://schemas.microsoft.com/office/word/2010/wordml" xmlns:w15="http://schemas.microsoft.com/office/word/2012/wordml" xmlns:w16cex="http://schemas.microsoft.com/office/word/2018/wordml/cex" xmlns:w16cid="http://schemas.microsoft.com/office/word/2016/wordml/cid" xmlns:w16="http://schemas.microsoft.com/office/word/2018/wordml" xmlns:w16se="http://schemas.microsoft.com/office/word/2015/wordml/symex" xmlns:wpg="http://schemas.microsoft.com/office/word/2010/wordprocessingGroup" xmlns:wpi="http://schemas.microsoft.com/office/word/2010/wordprocessingInk" xmlns:wne="http://schemas.microsoft.com/office/word/2006/wordml" xmlns:wps="http://schemas.microsoft.com/office/word/2010/wordprocessingShape" mc:Ignorable="w14 w15 w16se w16cid w16 w16cex wp14">
+<w:numbering xmlns:wpc="http://schemas.microsoft.com/office/word/2010/wordprocessingCanvas" xmlns:cx="http://schemas.microsoft.com/office/drawing/2014/chartex" xmlns:cx1="http://schemas.microsoft.com/office/drawing/2015/9/8/chartex" xmlns:cx2="http://schemas.microsoft.com/office/drawing/2015/10/21/chartex" xmlns:cx3="http://schemas.microsoft.com/office/drawing/2016/5/9/chartex" xmlns:cx4="http://schemas.microsoft.com/office/drawing/2016/5/10/chartex" xmlns:cx5="http://schemas.microsoft.com/office/drawing/2016/5/11/chartex" xmlns:cx6="http://schemas.microsoft.com/office/drawing/2016/5/12/chartex" xmlns:cx7="http://schemas.microsoft.com/office/drawing/2016/5/13/chartex" xmlns:cx8="http://schemas.microsoft.com/office/drawing/2016/5/14/chartex" xmlns:mc="http://schemas.openxmlformats.org/markup-compatibility/2006" xmlns:aink="http://schemas.microsoft.com/office/drawing/2016/ink" xmlns:am3d="http://schemas.microsoft.com/office/drawing/2017/model3d" xmlns:o="urn:schemas-microsoft-com:office:office" xmlns:oel="http://schemas.microsoft.com/office/2019/extlst" xmlns:r="http://schemas.openxmlformats.org/officeDocument/2006/relationships" xmlns:m="http://schemas.openxmlformats.org/officeDocument/2006/math" xmlns:v="urn:schemas-microsoft-com:vml" xmlns:wp14="http://schemas.microsoft.com/office/word/2010/wordprocessingDrawing" xmlns:wp="http://schemas.openxmlformats.org/drawingml/2006/wordprocessingDrawing" xmlns:w10="urn:schemas-microsoft-com:office:word" xmlns:w="http://schemas.openxmlformats.org/wordprocessingml/2006/main" xmlns:w14="http://schemas.microsoft.com/office/word/2010/wordml" xmlns:w15="http://schemas.microsoft.com/office/word/2012/wordml" xmlns:w16cex="http://schemas.microsoft.com/office/word/2018/wordml/cex" xmlns:w16cid="http://schemas.microsoft.com/office/word/2016/wordml/cid" xmlns:w16="http://schemas.microsoft.com/office/word/2018/wordml" xmlns:w16du="http://schemas.microsoft.com/office/word/2023/wordml/word16du" xmlns:w16sdtdh="http://schemas.microsoft.com/office/word/2020/wordml/sdtdatahash" xmlns:w16sdtfl="http://schemas.microsoft.com/office/word/2024/wordml/sdtformatlock" xmlns:w16se="http://schemas.microsoft.com/office/word/2015/wordml/symex" xmlns:wpg="http://schemas.microsoft.com/office/word/2010/wordprocessingGroup" xmlns:wpi="http://schemas.microsoft.com/office/word/2010/wordprocessingInk" xmlns:wne="http://schemas.microsoft.com/office/word/2006/wordml" xmlns:wps="http://schemas.microsoft.com/office/word/2010/wordprocessingShape" mc:Ignorable="w14 w15 w16se w16cid w16 w16cex w16sdtdh w16sdtfl w16du wp14">
   <w:abstractNum w:abstractNumId="0" w15:restartNumberingAfterBreak="0">
     <w:nsid w:val="FFFFFF88"/>
     <w:multiLevelType w:val="singleLevel"/>
@@ -17760,58 +17205,58 @@
     <w:tmpl w:val="905C8BCA"/>
     <w:numStyleLink w:val="a2"/>
   </w:abstractNum>
-  <w:num w:numId="1">
+  <w:num w:numId="1" w16cid:durableId="484972328">
     <w:abstractNumId w:val="9"/>
   </w:num>
-  <w:num w:numId="2">
+  <w:num w:numId="2" w16cid:durableId="672731468">
     <w:abstractNumId w:val="7"/>
   </w:num>
-  <w:num w:numId="3">
+  <w:num w:numId="3" w16cid:durableId="526909493">
     <w:abstractNumId w:val="10"/>
   </w:num>
-  <w:num w:numId="4">
+  <w:num w:numId="4" w16cid:durableId="827289457">
     <w:abstractNumId w:val="12"/>
   </w:num>
-  <w:num w:numId="5">
+  <w:num w:numId="5" w16cid:durableId="2116828416">
     <w:abstractNumId w:val="0"/>
   </w:num>
-  <w:num w:numId="6">
+  <w:num w:numId="6" w16cid:durableId="2082634009">
     <w:abstractNumId w:val="1"/>
   </w:num>
-  <w:num w:numId="7">
+  <w:num w:numId="7" w16cid:durableId="365329048">
     <w:abstractNumId w:val="4"/>
   </w:num>
-  <w:num w:numId="8">
+  <w:num w:numId="8" w16cid:durableId="962734875">
     <w:abstractNumId w:val="4"/>
   </w:num>
-  <w:num w:numId="9">
+  <w:num w:numId="9" w16cid:durableId="1419326806">
     <w:abstractNumId w:val="11"/>
   </w:num>
-  <w:num w:numId="10">
+  <w:num w:numId="10" w16cid:durableId="804349843">
     <w:abstractNumId w:val="4"/>
     <w:lvlOverride w:ilvl="0">
       <w:startOverride w:val="1"/>
     </w:lvlOverride>
   </w:num>
-  <w:num w:numId="11">
+  <w:num w:numId="11" w16cid:durableId="972828487">
     <w:abstractNumId w:val="3"/>
   </w:num>
-  <w:num w:numId="12">
+  <w:num w:numId="12" w16cid:durableId="1574193979">
     <w:abstractNumId w:val="6"/>
   </w:num>
-  <w:num w:numId="13">
+  <w:num w:numId="13" w16cid:durableId="138422006">
     <w:abstractNumId w:val="13"/>
   </w:num>
-  <w:num w:numId="14">
+  <w:num w:numId="14" w16cid:durableId="1438867612">
     <w:abstractNumId w:val="8"/>
   </w:num>
-  <w:num w:numId="15">
+  <w:num w:numId="15" w16cid:durableId="471867054">
     <w:abstractNumId w:val="5"/>
   </w:num>
-  <w:num w:numId="16">
+  <w:num w:numId="16" w16cid:durableId="1673609014">
     <w:abstractNumId w:val="14"/>
   </w:num>
-  <w:num w:numId="17">
+  <w:num w:numId="17" w16cid:durableId="495726723">
     <w:abstractNumId w:val="2"/>
   </w:num>
   <w:numIdMacAtCleanup w:val="11"/>
@@ -17819,7 +17264,7 @@
 </file>
 
 <file path=word/styles.xml><?xml version="1.0" encoding="utf-8"?>
-<w:styles xmlns:mc="http://schemas.openxmlformats.org/markup-compatibility/2006" xmlns:r="http://schemas.openxmlformats.org/officeDocument/2006/relationships" xmlns:w="http://schemas.openxmlformats.org/wordprocessingml/2006/main" xmlns:w14="http://schemas.microsoft.com/office/word/2010/wordml" xmlns:w15="http://schemas.microsoft.com/office/word/2012/wordml" xmlns:w16cex="http://schemas.microsoft.com/office/word/2018/wordml/cex" xmlns:w16cid="http://schemas.microsoft.com/office/word/2016/wordml/cid" xmlns:w16="http://schemas.microsoft.com/office/word/2018/wordml" xmlns:w16se="http://schemas.microsoft.com/office/word/2015/wordml/symex" mc:Ignorable="w14 w15 w16se w16cid w16 w16cex">
+<w:styles xmlns:mc="http://schemas.openxmlformats.org/markup-compatibility/2006" xmlns:r="http://schemas.openxmlformats.org/officeDocument/2006/relationships" xmlns:w="http://schemas.openxmlformats.org/wordprocessingml/2006/main" xmlns:w14="http://schemas.microsoft.com/office/word/2010/wordml" xmlns:w15="http://schemas.microsoft.com/office/word/2012/wordml" xmlns:w16cex="http://schemas.microsoft.com/office/word/2018/wordml/cex" xmlns:w16cid="http://schemas.microsoft.com/office/word/2016/wordml/cid" xmlns:w16="http://schemas.microsoft.com/office/word/2018/wordml" xmlns:w16du="http://schemas.microsoft.com/office/word/2023/wordml/word16du" xmlns:w16sdtdh="http://schemas.microsoft.com/office/word/2020/wordml/sdtdatahash" xmlns:w16sdtfl="http://schemas.microsoft.com/office/word/2024/wordml/sdtformatlock" xmlns:w16se="http://schemas.microsoft.com/office/word/2015/wordml/symex" mc:Ignorable="w14 w15 w16se w16cid w16 w16cex w16sdtdh w16sdtfl w16du">
   <w:docDefaults>
     <w:rPrDefault>
       <w:rPr>
@@ -18778,7 +18223,7 @@
     </w:rPr>
   </w:style>
   <w:style w:type="character" w:customStyle="1" w:styleId="af4">
-    <w:name w:val="Текст выноски Знак"/>
+    <w:name w:val="Текст у виносці Знак"/>
     <w:basedOn w:val="a6"/>
     <w:link w:val="af3"/>
     <w:uiPriority w:val="99"/>
@@ -18806,7 +18251,7 @@
     </w:pPr>
   </w:style>
   <w:style w:type="character" w:customStyle="1" w:styleId="af6">
-    <w:name w:val="Нижний колонтитул Знак"/>
+    <w:name w:val="Нижній колонтитул Знак"/>
     <w:basedOn w:val="a6"/>
     <w:link w:val="af5"/>
     <w:uiPriority w:val="99"/>
@@ -18868,7 +18313,7 @@
     </w:pPr>
   </w:style>
   <w:style w:type="character" w:customStyle="1" w:styleId="afb">
-    <w:name w:val="Верхний колонтитул Знак"/>
+    <w:name w:val="Верхній колонтитул Знак"/>
     <w:basedOn w:val="a6"/>
     <w:link w:val="afa"/>
     <w:uiPriority w:val="99"/>
@@ -19192,7 +18637,7 @@
     </w:rPr>
   </w:style>
   <w:style w:type="character" w:customStyle="1" w:styleId="HTML0">
-    <w:name w:val="Стандартный HTML Знак"/>
+    <w:name w:val="Стандартний HTML Знак"/>
     <w:basedOn w:val="a6"/>
     <w:link w:val="HTML"/>
     <w:uiPriority w:val="99"/>

--- a/KNT-122_Onyshchenko_Variant-19_PZ.docx
+++ b/KNT-122_Onyshchenko_Variant-19_PZ.docx
@@ -809,7 +809,7 @@
           <w:u w:val="single"/>
           <w:lang w:val="uk-UA"/>
         </w:rPr>
-        <w:t xml:space="preserve"> Д. Ю</w:t>
+        <w:t xml:space="preserve"> Д.Ю</w:t>
       </w:r>
       <w:r>
         <w:rPr>
@@ -897,7 +897,7 @@
           <w:u w:val="single"/>
           <w:lang w:val="uk-UA"/>
         </w:rPr>
-        <w:t>В. Д</w:t>
+        <w:t>В.Д</w:t>
       </w:r>
       <w:r>
         <w:rPr>
@@ -984,7 +984,7 @@
           <w:u w:val="single"/>
           <w:lang w:val="uk-UA"/>
         </w:rPr>
-        <w:t>А. К</w:t>
+        <w:t>А.К</w:t>
       </w:r>
       <w:r>
         <w:rPr>
@@ -1071,7 +1071,7 @@
           <w:u w:val="single"/>
           <w:lang w:val="uk-UA"/>
         </w:rPr>
-        <w:t>К. В</w:t>
+        <w:t>К.В</w:t>
       </w:r>
       <w:r>
         <w:rPr>
@@ -6322,7 +6322,6 @@
           <w:caps w:val="0"/>
           <w:noProof/>
           <w:sz w:val="22"/>
-          <w:lang/>
         </w:rPr>
       </w:pPr>
       <w:r>
@@ -6410,7 +6409,6 @@
           <w:caps w:val="0"/>
           <w:noProof/>
           <w:sz w:val="22"/>
-          <w:lang/>
         </w:rPr>
       </w:pPr>
       <w:hyperlink w:anchor="_Toc124942411" w:history="1">
@@ -6480,7 +6478,6 @@
           <w:caps w:val="0"/>
           <w:noProof/>
           <w:sz w:val="22"/>
-          <w:lang/>
         </w:rPr>
       </w:pPr>
       <w:hyperlink w:anchor="_Toc124942412" w:history="1">
@@ -6550,7 +6547,6 @@
           <w:caps w:val="0"/>
           <w:noProof/>
           <w:sz w:val="22"/>
-          <w:lang/>
         </w:rPr>
       </w:pPr>
       <w:hyperlink w:anchor="_Toc124942413" w:history="1">
@@ -6620,7 +6616,6 @@
           <w:caps w:val="0"/>
           <w:noProof/>
           <w:sz w:val="22"/>
-          <w:lang/>
         </w:rPr>
       </w:pPr>
       <w:hyperlink w:anchor="_Toc124942414" w:history="1">
@@ -6691,7 +6686,6 @@
           <w:rFonts w:asciiTheme="minorHAnsi" w:eastAsiaTheme="minorEastAsia" w:hAnsiTheme="minorHAnsi"/>
           <w:noProof/>
           <w:sz w:val="22"/>
-          <w:lang/>
         </w:rPr>
       </w:pPr>
       <w:hyperlink w:anchor="_Toc124942415" w:history="1">
@@ -6762,7 +6756,6 @@
           <w:rFonts w:asciiTheme="minorHAnsi" w:eastAsiaTheme="minorEastAsia" w:hAnsiTheme="minorHAnsi"/>
           <w:noProof/>
           <w:sz w:val="22"/>
-          <w:lang/>
         </w:rPr>
       </w:pPr>
       <w:hyperlink w:anchor="_Toc124942416" w:history="1">
@@ -6833,7 +6826,6 @@
           <w:rFonts w:asciiTheme="minorHAnsi" w:eastAsiaTheme="minorEastAsia" w:hAnsiTheme="minorHAnsi"/>
           <w:noProof/>
           <w:sz w:val="22"/>
-          <w:lang/>
         </w:rPr>
       </w:pPr>
       <w:hyperlink w:anchor="_Toc124942417" w:history="1">
@@ -6904,7 +6896,6 @@
           <w:rFonts w:asciiTheme="minorHAnsi" w:eastAsiaTheme="minorEastAsia" w:hAnsiTheme="minorHAnsi"/>
           <w:noProof/>
           <w:sz w:val="22"/>
-          <w:lang/>
         </w:rPr>
       </w:pPr>
       <w:hyperlink w:anchor="_Toc124942418" w:history="1">
@@ -6976,7 +6967,6 @@
           <w:rFonts w:asciiTheme="minorHAnsi" w:eastAsiaTheme="minorEastAsia" w:hAnsiTheme="minorHAnsi"/>
           <w:noProof/>
           <w:sz w:val="22"/>
-          <w:lang/>
         </w:rPr>
       </w:pPr>
       <w:hyperlink w:anchor="_Toc124942419" w:history="1">
@@ -7062,7 +7052,6 @@
           <w:rFonts w:asciiTheme="minorHAnsi" w:eastAsiaTheme="minorEastAsia" w:hAnsiTheme="minorHAnsi"/>
           <w:noProof/>
           <w:sz w:val="22"/>
-          <w:lang/>
         </w:rPr>
       </w:pPr>
       <w:hyperlink w:anchor="_Toc124942420" w:history="1">
@@ -7148,7 +7137,6 @@
           <w:rFonts w:asciiTheme="minorHAnsi" w:eastAsiaTheme="minorEastAsia" w:hAnsiTheme="minorHAnsi"/>
           <w:noProof/>
           <w:sz w:val="22"/>
-          <w:lang/>
         </w:rPr>
       </w:pPr>
       <w:hyperlink w:anchor="_Toc124942421" w:history="1">
@@ -7242,7 +7230,6 @@
           <w:rFonts w:asciiTheme="minorHAnsi" w:eastAsiaTheme="minorEastAsia" w:hAnsiTheme="minorHAnsi"/>
           <w:noProof/>
           <w:sz w:val="22"/>
-          <w:lang/>
         </w:rPr>
       </w:pPr>
       <w:hyperlink w:anchor="_Toc124942422" w:history="1">
@@ -7311,7 +7298,6 @@
           <w:caps w:val="0"/>
           <w:noProof/>
           <w:sz w:val="22"/>
-          <w:lang/>
         </w:rPr>
       </w:pPr>
       <w:hyperlink w:anchor="_Toc124942423" w:history="1">
@@ -7382,7 +7368,6 @@
           <w:rFonts w:asciiTheme="minorHAnsi" w:eastAsiaTheme="minorEastAsia" w:hAnsiTheme="minorHAnsi"/>
           <w:noProof/>
           <w:sz w:val="22"/>
-          <w:lang/>
         </w:rPr>
       </w:pPr>
       <w:hyperlink w:anchor="_Toc124942424" w:history="1">
@@ -7453,7 +7438,6 @@
           <w:rFonts w:asciiTheme="minorHAnsi" w:eastAsiaTheme="minorEastAsia" w:hAnsiTheme="minorHAnsi"/>
           <w:noProof/>
           <w:sz w:val="22"/>
-          <w:lang/>
         </w:rPr>
       </w:pPr>
       <w:hyperlink w:anchor="_Toc124942425" w:history="1">
@@ -7524,7 +7508,6 @@
           <w:rFonts w:asciiTheme="minorHAnsi" w:eastAsiaTheme="minorEastAsia" w:hAnsiTheme="minorHAnsi"/>
           <w:noProof/>
           <w:sz w:val="22"/>
-          <w:lang/>
         </w:rPr>
       </w:pPr>
       <w:hyperlink w:anchor="_Toc124942426" w:history="1">
@@ -7595,7 +7578,6 @@
           <w:rFonts w:asciiTheme="minorHAnsi" w:eastAsiaTheme="minorEastAsia" w:hAnsiTheme="minorHAnsi"/>
           <w:noProof/>
           <w:sz w:val="22"/>
-          <w:lang/>
         </w:rPr>
       </w:pPr>
       <w:hyperlink w:anchor="_Toc124942427" w:history="1">
@@ -7664,7 +7646,6 @@
           <w:caps w:val="0"/>
           <w:noProof/>
           <w:sz w:val="22"/>
-          <w:lang/>
         </w:rPr>
       </w:pPr>
       <w:hyperlink w:anchor="_Toc124942428" w:history="1">
@@ -7736,7 +7717,6 @@
           <w:rFonts w:asciiTheme="minorHAnsi" w:eastAsiaTheme="minorEastAsia" w:hAnsiTheme="minorHAnsi"/>
           <w:noProof/>
           <w:sz w:val="22"/>
-          <w:lang/>
         </w:rPr>
       </w:pPr>
       <w:hyperlink w:anchor="_Toc124942429" w:history="1">
@@ -7807,7 +7787,6 @@
           <w:rFonts w:asciiTheme="minorHAnsi" w:eastAsiaTheme="minorEastAsia" w:hAnsiTheme="minorHAnsi"/>
           <w:noProof/>
           <w:sz w:val="22"/>
-          <w:lang/>
         </w:rPr>
       </w:pPr>
       <w:hyperlink w:anchor="_Toc124942430" w:history="1">
@@ -7886,7 +7865,6 @@
           <w:rFonts w:asciiTheme="minorHAnsi" w:eastAsiaTheme="minorEastAsia" w:hAnsiTheme="minorHAnsi"/>
           <w:noProof/>
           <w:sz w:val="22"/>
-          <w:lang/>
         </w:rPr>
       </w:pPr>
       <w:hyperlink w:anchor="_Toc124942431" w:history="1">
@@ -7981,7 +7959,6 @@
           <w:rFonts w:asciiTheme="minorHAnsi" w:eastAsiaTheme="minorEastAsia" w:hAnsiTheme="minorHAnsi"/>
           <w:noProof/>
           <w:sz w:val="22"/>
-          <w:lang/>
         </w:rPr>
       </w:pPr>
       <w:hyperlink w:anchor="_Toc124942432" w:history="1">
@@ -8052,7 +8029,6 @@
           <w:rFonts w:asciiTheme="minorHAnsi" w:eastAsiaTheme="minorEastAsia" w:hAnsiTheme="minorHAnsi"/>
           <w:noProof/>
           <w:sz w:val="22"/>
-          <w:lang/>
         </w:rPr>
       </w:pPr>
       <w:hyperlink w:anchor="_Toc124942433" w:history="1">
@@ -8123,7 +8099,6 @@
           <w:rFonts w:asciiTheme="minorHAnsi" w:eastAsiaTheme="minorEastAsia" w:hAnsiTheme="minorHAnsi"/>
           <w:noProof/>
           <w:sz w:val="22"/>
-          <w:lang/>
         </w:rPr>
       </w:pPr>
       <w:hyperlink w:anchor="_Toc124942434" w:history="1">
@@ -8194,7 +8169,6 @@
           <w:rFonts w:asciiTheme="minorHAnsi" w:eastAsiaTheme="minorEastAsia" w:hAnsiTheme="minorHAnsi"/>
           <w:noProof/>
           <w:sz w:val="22"/>
-          <w:lang/>
         </w:rPr>
       </w:pPr>
       <w:hyperlink w:anchor="_Toc124942435" w:history="1">
@@ -8263,7 +8237,6 @@
           <w:caps w:val="0"/>
           <w:noProof/>
           <w:sz w:val="22"/>
-          <w:lang/>
         </w:rPr>
       </w:pPr>
       <w:hyperlink w:anchor="_Toc124942436" w:history="1">
@@ -8335,7 +8308,6 @@
           <w:rFonts w:asciiTheme="minorHAnsi" w:eastAsiaTheme="minorEastAsia" w:hAnsiTheme="minorHAnsi"/>
           <w:noProof/>
           <w:sz w:val="22"/>
-          <w:lang/>
         </w:rPr>
       </w:pPr>
       <w:hyperlink w:anchor="_Toc124942437" w:history="1">
@@ -8406,7 +8378,6 @@
           <w:rFonts w:asciiTheme="minorHAnsi" w:eastAsiaTheme="minorEastAsia" w:hAnsiTheme="minorHAnsi"/>
           <w:noProof/>
           <w:sz w:val="22"/>
-          <w:lang/>
         </w:rPr>
       </w:pPr>
       <w:hyperlink w:anchor="_Toc124942438" w:history="1">
@@ -8478,7 +8449,6 @@
           <w:rFonts w:asciiTheme="minorHAnsi" w:eastAsiaTheme="minorEastAsia" w:hAnsiTheme="minorHAnsi"/>
           <w:noProof/>
           <w:sz w:val="22"/>
-          <w:lang/>
         </w:rPr>
       </w:pPr>
       <w:hyperlink w:anchor="_Toc124942439" w:history="1">
@@ -8550,7 +8520,6 @@
           <w:rFonts w:asciiTheme="minorHAnsi" w:eastAsiaTheme="minorEastAsia" w:hAnsiTheme="minorHAnsi"/>
           <w:noProof/>
           <w:sz w:val="22"/>
-          <w:lang/>
         </w:rPr>
       </w:pPr>
       <w:hyperlink w:anchor="_Toc124942440" w:history="1">
@@ -8622,7 +8591,6 @@
           <w:rFonts w:asciiTheme="minorHAnsi" w:eastAsiaTheme="minorEastAsia" w:hAnsiTheme="minorHAnsi"/>
           <w:noProof/>
           <w:sz w:val="22"/>
-          <w:lang/>
         </w:rPr>
       </w:pPr>
       <w:hyperlink w:anchor="_Toc124942441" w:history="1">
@@ -8693,7 +8661,6 @@
           <w:rFonts w:asciiTheme="minorHAnsi" w:eastAsiaTheme="minorEastAsia" w:hAnsiTheme="minorHAnsi"/>
           <w:noProof/>
           <w:sz w:val="22"/>
-          <w:lang/>
         </w:rPr>
       </w:pPr>
       <w:hyperlink w:anchor="_Toc124942442" w:history="1">
@@ -8765,7 +8732,6 @@
           <w:rFonts w:asciiTheme="minorHAnsi" w:eastAsiaTheme="minorEastAsia" w:hAnsiTheme="minorHAnsi"/>
           <w:noProof/>
           <w:sz w:val="22"/>
-          <w:lang/>
         </w:rPr>
       </w:pPr>
       <w:hyperlink w:anchor="_Toc124942443" w:history="1">
@@ -8836,7 +8802,6 @@
           <w:rFonts w:asciiTheme="minorHAnsi" w:eastAsiaTheme="minorEastAsia" w:hAnsiTheme="minorHAnsi"/>
           <w:noProof/>
           <w:sz w:val="22"/>
-          <w:lang/>
         </w:rPr>
       </w:pPr>
       <w:hyperlink w:anchor="_Toc124942444" w:history="1">
@@ -8907,7 +8872,6 @@
           <w:rFonts w:asciiTheme="minorHAnsi" w:eastAsiaTheme="minorEastAsia" w:hAnsiTheme="minorHAnsi"/>
           <w:noProof/>
           <w:sz w:val="22"/>
-          <w:lang/>
         </w:rPr>
       </w:pPr>
       <w:hyperlink w:anchor="_Toc124942445" w:history="1">
@@ -8979,7 +8943,6 @@
           <w:rFonts w:asciiTheme="minorHAnsi" w:eastAsiaTheme="minorEastAsia" w:hAnsiTheme="minorHAnsi"/>
           <w:noProof/>
           <w:sz w:val="22"/>
-          <w:lang/>
         </w:rPr>
       </w:pPr>
       <w:hyperlink w:anchor="_Toc124942446" w:history="1">
@@ -9051,7 +9014,6 @@
           <w:rFonts w:asciiTheme="minorHAnsi" w:eastAsiaTheme="minorEastAsia" w:hAnsiTheme="minorHAnsi"/>
           <w:noProof/>
           <w:sz w:val="22"/>
-          <w:lang/>
         </w:rPr>
       </w:pPr>
       <w:hyperlink w:anchor="_Toc124942447" w:history="1">
@@ -9121,7 +9083,6 @@
           <w:caps w:val="0"/>
           <w:noProof/>
           <w:sz w:val="22"/>
-          <w:lang/>
         </w:rPr>
       </w:pPr>
       <w:hyperlink w:anchor="_Toc124942448" w:history="1">
@@ -9193,7 +9154,6 @@
           <w:rFonts w:asciiTheme="minorHAnsi" w:eastAsiaTheme="minorEastAsia" w:hAnsiTheme="minorHAnsi"/>
           <w:noProof/>
           <w:sz w:val="22"/>
-          <w:lang/>
         </w:rPr>
       </w:pPr>
       <w:hyperlink w:anchor="_Toc124942449" w:history="1">
@@ -9265,7 +9225,6 @@
           <w:rFonts w:asciiTheme="minorHAnsi" w:eastAsiaTheme="minorEastAsia" w:hAnsiTheme="minorHAnsi"/>
           <w:noProof/>
           <w:sz w:val="22"/>
-          <w:lang/>
         </w:rPr>
       </w:pPr>
       <w:hyperlink w:anchor="_Toc124942450" w:history="1">
@@ -9336,7 +9295,6 @@
           <w:rFonts w:asciiTheme="minorHAnsi" w:eastAsiaTheme="minorEastAsia" w:hAnsiTheme="minorHAnsi"/>
           <w:noProof/>
           <w:sz w:val="22"/>
-          <w:lang/>
         </w:rPr>
       </w:pPr>
       <w:hyperlink w:anchor="_Toc124942451" w:history="1">
@@ -9408,7 +9366,6 @@
           <w:rFonts w:asciiTheme="minorHAnsi" w:eastAsiaTheme="minorEastAsia" w:hAnsiTheme="minorHAnsi"/>
           <w:noProof/>
           <w:sz w:val="22"/>
-          <w:lang/>
         </w:rPr>
       </w:pPr>
       <w:hyperlink w:anchor="_Toc124942452" w:history="1">
@@ -9480,7 +9437,6 @@
           <w:rFonts w:asciiTheme="minorHAnsi" w:eastAsiaTheme="minorEastAsia" w:hAnsiTheme="minorHAnsi"/>
           <w:noProof/>
           <w:sz w:val="22"/>
-          <w:lang/>
         </w:rPr>
       </w:pPr>
       <w:hyperlink w:anchor="_Toc124942453" w:history="1">
@@ -9551,7 +9507,6 @@
           <w:rFonts w:asciiTheme="minorHAnsi" w:eastAsiaTheme="minorEastAsia" w:hAnsiTheme="minorHAnsi"/>
           <w:noProof/>
           <w:sz w:val="22"/>
-          <w:lang/>
         </w:rPr>
       </w:pPr>
       <w:hyperlink w:anchor="_Toc124942454" w:history="1">
@@ -9623,7 +9578,6 @@
           <w:rFonts w:asciiTheme="minorHAnsi" w:eastAsiaTheme="minorEastAsia" w:hAnsiTheme="minorHAnsi"/>
           <w:noProof/>
           <w:sz w:val="22"/>
-          <w:lang/>
         </w:rPr>
       </w:pPr>
       <w:hyperlink w:anchor="_Toc124942455" w:history="1">
@@ -9695,7 +9649,6 @@
           <w:rFonts w:asciiTheme="minorHAnsi" w:eastAsiaTheme="minorEastAsia" w:hAnsiTheme="minorHAnsi"/>
           <w:noProof/>
           <w:sz w:val="22"/>
-          <w:lang/>
         </w:rPr>
       </w:pPr>
       <w:hyperlink w:anchor="_Toc124942456" w:history="1">
@@ -9766,7 +9719,6 @@
           <w:rFonts w:asciiTheme="minorHAnsi" w:eastAsiaTheme="minorEastAsia" w:hAnsiTheme="minorHAnsi"/>
           <w:noProof/>
           <w:sz w:val="22"/>
-          <w:lang/>
         </w:rPr>
       </w:pPr>
       <w:hyperlink w:anchor="_Toc124942457" w:history="1">
@@ -9835,7 +9787,6 @@
           <w:caps w:val="0"/>
           <w:noProof/>
           <w:sz w:val="22"/>
-          <w:lang/>
         </w:rPr>
       </w:pPr>
       <w:hyperlink w:anchor="_Toc124942458" w:history="1">
@@ -9904,7 +9855,6 @@
           <w:caps w:val="0"/>
           <w:noProof/>
           <w:sz w:val="22"/>
-          <w:lang/>
         </w:rPr>
       </w:pPr>
       <w:hyperlink w:anchor="_Toc124942459" w:history="1">
@@ -9973,7 +9923,6 @@
           <w:caps w:val="0"/>
           <w:noProof/>
           <w:sz w:val="22"/>
-          <w:lang/>
         </w:rPr>
       </w:pPr>
       <w:hyperlink w:anchor="_Toc124942460" w:history="1">
@@ -10043,7 +9992,6 @@
           <w:caps w:val="0"/>
           <w:noProof/>
           <w:sz w:val="22"/>
-          <w:lang/>
         </w:rPr>
       </w:pPr>
       <w:hyperlink w:anchor="_Toc124942462" w:history="1">
@@ -10115,7 +10063,6 @@
           <w:rFonts w:asciiTheme="minorHAnsi" w:eastAsiaTheme="minorEastAsia" w:hAnsiTheme="minorHAnsi"/>
           <w:noProof/>
           <w:sz w:val="22"/>
-          <w:lang/>
         </w:rPr>
       </w:pPr>
       <w:hyperlink w:anchor="_Toc124942463" w:history="1">
@@ -10184,7 +10131,6 @@
           <w:caps w:val="0"/>
           <w:noProof/>
           <w:sz w:val="22"/>
-          <w:lang/>
         </w:rPr>
       </w:pPr>
       <w:hyperlink w:anchor="_Toc124942464" w:history="1">
